--- a/JTST paper 4/JTST_25.09.docx
+++ b/JTST paper 4/JTST_25.09.docx
@@ -1,6 +1,6 @@
 
 <file path=word/document.xml><?xml version="1.0" encoding="utf-8"?>
-<w:document xmlns:wpc="http://schemas.microsoft.com/office/word/2010/wordprocessingCanvas" xmlns:cx="http://schemas.microsoft.com/office/drawing/2014/chartex" xmlns:cx1="http://schemas.microsoft.com/office/drawing/2015/9/8/chartex" xmlns:cx2="http://schemas.microsoft.com/office/drawing/2015/10/21/chartex" xmlns:cx3="http://schemas.microsoft.com/office/drawing/2016/5/9/chartex" xmlns:cx4="http://schemas.microsoft.com/office/drawing/2016/5/10/chartex" xmlns:cx5="http://schemas.microsoft.com/office/drawing/2016/5/11/chartex" xmlns:cx6="http://schemas.microsoft.com/office/drawing/2016/5/12/chartex" xmlns:cx7="http://schemas.microsoft.com/office/drawing/2016/5/13/chartex" xmlns:cx8="http://schemas.microsoft.com/office/drawing/2016/5/14/chartex" xmlns:mc="http://schemas.openxmlformats.org/markup-compatibility/2006" xmlns:aink="http://schemas.microsoft.com/office/drawing/2016/ink" xmlns:am3d="http://schemas.microsoft.com/office/drawing/2017/model3d" xmlns:o="urn:schemas-microsoft-com:office:office" xmlns:oel="http://schemas.microsoft.com/office/2019/extlst" xmlns:r="http://schemas.openxmlformats.org/officeDocument/2006/relationships" xmlns:m="http://schemas.openxmlformats.org/officeDocument/2006/math" xmlns:v="urn:schemas-microsoft-com:vml" xmlns:wp14="http://schemas.microsoft.com/office/word/2010/wordprocessingDrawing" xmlns:wp="http://schemas.openxmlformats.org/drawingml/2006/wordprocessingDrawing" xmlns:w10="urn:schemas-microsoft-com:office:word" xmlns:w="http://schemas.openxmlformats.org/wordprocessingml/2006/main" xmlns:w14="http://schemas.microsoft.com/office/word/2010/wordml" xmlns:w15="http://schemas.microsoft.com/office/word/2012/wordml" xmlns:w16cex="http://schemas.microsoft.com/office/word/2018/wordml/cex" xmlns:w16cid="http://schemas.microsoft.com/office/word/2016/wordml/cid" xmlns:w16="http://schemas.microsoft.com/office/word/2018/wordml" xmlns:w16du="http://schemas.microsoft.com/office/word/2023/wordml/word16du" xmlns:w16sdtdh="http://schemas.microsoft.com/office/word/2020/wordml/sdtdatahash" xmlns:w16sdtfl="http://schemas.microsoft.com/office/word/2024/wordml/sdtformatlock" xmlns:w16se="http://schemas.microsoft.com/office/word/2015/wordml/symex" xmlns:wpg="http://schemas.microsoft.com/office/word/2010/wordprocessingGroup" xmlns:wpi="http://schemas.microsoft.com/office/word/2010/wordprocessingInk" xmlns:wne="http://schemas.microsoft.com/office/word/2006/wordml" xmlns:wps="http://schemas.microsoft.com/office/word/2010/wordprocessingShape" mc:Ignorable="w14 w15 w16se w16cid w16 w16cex w16sdtdh w16sdtfl w16du wp14">
+<w:document xmlns:wpc="http://schemas.microsoft.com/office/word/2010/wordprocessingCanvas" xmlns:cx="http://schemas.microsoft.com/office/drawing/2014/chartex" xmlns:cx1="http://schemas.microsoft.com/office/drawing/2015/9/8/chartex" xmlns:cx2="http://schemas.microsoft.com/office/drawing/2015/10/21/chartex" xmlns:cx3="http://schemas.microsoft.com/office/drawing/2016/5/9/chartex" xmlns:cx4="http://schemas.microsoft.com/office/drawing/2016/5/10/chartex" xmlns:cx5="http://schemas.microsoft.com/office/drawing/2016/5/11/chartex" xmlns:cx6="http://schemas.microsoft.com/office/drawing/2016/5/12/chartex" xmlns:cx7="http://schemas.microsoft.com/office/drawing/2016/5/13/chartex" xmlns:cx8="http://schemas.microsoft.com/office/drawing/2016/5/14/chartex" xmlns:mc="http://schemas.openxmlformats.org/markup-compatibility/2006" xmlns:aink="http://schemas.microsoft.com/office/drawing/2016/ink" xmlns:am3d="http://schemas.microsoft.com/office/drawing/2017/model3d" xmlns:o="urn:schemas-microsoft-com:office:office" xmlns:r="http://schemas.openxmlformats.org/officeDocument/2006/relationships" xmlns:m="http://schemas.openxmlformats.org/officeDocument/2006/math" xmlns:v="urn:schemas-microsoft-com:vml" xmlns:wp14="http://schemas.microsoft.com/office/word/2010/wordprocessingDrawing" xmlns:wp="http://schemas.openxmlformats.org/drawingml/2006/wordprocessingDrawing" xmlns:w10="urn:schemas-microsoft-com:office:word" xmlns:w="http://schemas.openxmlformats.org/wordprocessingml/2006/main" xmlns:w14="http://schemas.microsoft.com/office/word/2010/wordml" xmlns:w15="http://schemas.microsoft.com/office/word/2012/wordml" xmlns:w16cid="http://schemas.microsoft.com/office/word/2016/wordml/cid" xmlns:w16se="http://schemas.microsoft.com/office/word/2015/wordml/symex" xmlns:wpg="http://schemas.microsoft.com/office/word/2010/wordprocessingGroup" xmlns:wpi="http://schemas.microsoft.com/office/word/2010/wordprocessingInk" xmlns:wne="http://schemas.microsoft.com/office/word/2006/wordml" xmlns:wps="http://schemas.microsoft.com/office/word/2010/wordprocessingShape" mc:Ignorable="w14 w15 w16se w16cid wp14">
   <w:body>
     <w:p>
       <w:pPr>
@@ -281,7 +281,13 @@
               <w:jc w:val="both"/>
             </w:pPr>
             <w:r>
-              <w:t>Nghiên cứu áp dụng thuật toán MOSFOA, tích hợp MOSFOA–MATLAB–SAP2000, tối ưu hệ kết cấu bên trên (</w:t>
+              <w:t>Nghiên cứu áp dụng thuật toán MOSFOA, tích hợp MOSFOA–MATLAB–SAP2000</w:t>
+            </w:r>
+            <w:r>
+              <w:t xml:space="preserve"> để </w:t>
+            </w:r>
+            <w:r>
+              <w:t>tối ưu hệ kết cấu bên trên (</w:t>
             </w:r>
             <w:r>
               <w:t xml:space="preserve">gồm </w:t>
@@ -329,7 +335,13 @@
               <w:t>Kiểm tra</w:t>
             </w:r>
             <w:r>
-              <w:t xml:space="preserve"> đầy đủ 408 tổ hợp cho 3 nghiệm đại diện xác định bản mặt cầu chi phối hệ số khai thác ở cả ba nghiệm, và các tổ hợp tải trọng cụ thể chi phối nội lực cọc và chuyển vị ngang nhất quán. Kết quả là minh chứng bổ sung cho khả năng áp dụng MOSFOA vào tối ưu kết cấu cảng nhiều biến thiết kế và ràng buộc từ mô hình phần tử hữu hạn.</w:t>
+              <w:t xml:space="preserve"> đầy đủ 408 tổ hợp cho 3 nghiệm đại diện xác định bản mặt cầu chi phối hệ số khai thác ở cả ba nghiệm, và các tổ hợp tải trọng cụ thể chi phối nội lực cọc và chuyển vị ngang </w:t>
+            </w:r>
+            <w:r>
+              <w:t>khác nhau</w:t>
+            </w:r>
+            <w:r>
+              <w:t>. Kết quả là minh chứng bổ sung cho khả năng áp dụng MOSFOA vào tối ưu kết cấu cảng nhiều biến thiết kế và ràng buộc từ mô hình phần tử hữu hạn.</w:t>
             </w:r>
           </w:p>
         </w:tc>
@@ -421,7 +433,22 @@
               <w:rPr>
                 <w:lang w:val="en-US"/>
               </w:rPr>
-              <w:t>This study applies the MOSFOA algorithm, integrated with MATLAB–SAP2000, to optimize the superstructure (including transverse beams, longitudinal beams, crane beams, and the deck slab) of a 70,000 DWT port jetty based on the parameters of an actual structure, while considering 410 load combinations, comprising 408 individual combinations and 2 envelope combinations. Four design variables are optimized with respect to two objectives: minimizing concrete mass and the maximum utilization ratio. Twenty independent runs, corresponding to 40,400 evaluations, showed stable convergence; the same minimum mass was obtained in all 20 runs, with a value of 2,311.93 tons, and the aggregated Pareto front comprised 90 non-dominated solutions. Full verification of all 408 individual load combinations for three representative Pareto solutions identified the deck slab as the governing member for the utilization ratio in all three solutions. Load combination ULSB-051 governed the pile axial force and ULSB-024 governed the crane-beam bending moment in all three solutions, while the governing load combination for lateral displacement varied among the solutions. The results demonstrate the applicability of MOSFOA to port structural optimization problems involving multiple design variables and constraints evaluated through a finite element model.</w:t>
+              <w:t>This study applies the MOSFOA algorithm, integrated with MATLAB–SAP2000 to optimize the superstructure (including transverse beams, longitudinal beams, crane beams, and the deck slab) of a 70,000 DWT port jetty based on the parameters of an actual structure, while considering 410 load combinations, comprising 408 individual combinations and 2 envelope combinations. Four design variables are optimized with respect to two objectives: minimizing concrete mass and the maximum utilization ratio. Twenty independent runs, corresponding to 40,400 evaluations, showed stable convergence; the same minimum mass was obtained in all 20 runs, with a value of 2,311.93 tons, and the aggregated Pareto front comprised 90 non-dominated solutions. Full verification of all 408 individual load combinations for three representative Pareto solutions identified the deck slab as the governing member for the utilization ratio in all three solutions. Load combination ULSB-051 governed the pile axial force and ULSB-024 governed the crane-beam bending moment in all three solutions, while the governing load combination for lateral displacement varied</w:t>
+            </w:r>
+            <w:r>
+              <w:rPr>
+                <w:lang w:val="en-US"/>
+              </w:rPr>
+              <w:t xml:space="preserve"> </w:t>
+            </w:r>
+            <w:r>
+              <w:t>were different.</w:t>
+            </w:r>
+            <w:r>
+              <w:rPr>
+                <w:lang w:val="en-US"/>
+              </w:rPr>
+              <w:t>. The results demonstrate the applicability of MOSFOA to port structural optimization problems involving multiple design variables and constraints evaluated through a finite element model.</w:t>
             </w:r>
           </w:p>
         </w:tc>
@@ -526,7 +553,19 @@
         <w:rPr>
           <w:rFonts w:ascii="Cambria" w:hAnsi="Cambria"/>
         </w:rPr>
-        <w:t>đặc biệt là cầu tàu tiếp nhận tàu trọng tải lớn phải đồng thời chịu tác động của nhiều nhóm tải trọng có bản chất khác nhau (tĩnh tải, hoạt tải khai thác, tải trọng cần trục, va tàu, neo tàu, tải trọng môi trường: gió, dòng chảy, nhiệt độ), dẫn đến một hệ tổ hợp tải trọng rất lớn (có thể lên tới hàng trăm tổ hợp) mà mỗi phương án thiết kế đều phải thỏa mãn đồng thời. Điều này khiến bài toán tối ưu kết cấu cầu tàu trở thành một bài toán có ràng buộc phức tạp, đòi hỏi phương pháp giải phù hợp để xử lý khối lượng tính toán lớn phát sinh từ việc lặp lại phân tích phần tử hữu hạn (FEM) cho mỗi phương án thiết kế qua toàn bộ hệ tổ hợp</w:t>
+        <w:t xml:space="preserve">đặc biệt là cầu tàu tiếp nhận tàu trọng tải lớn </w:t>
+      </w:r>
+      <w:r>
+        <w:rPr>
+          <w:rFonts w:ascii="Cambria" w:hAnsi="Cambria"/>
+        </w:rPr>
+        <w:t xml:space="preserve">- </w:t>
+      </w:r>
+      <w:r>
+        <w:rPr>
+          <w:rFonts w:ascii="Cambria" w:hAnsi="Cambria"/>
+        </w:rPr>
+        <w:t>phải đồng thời chịu tác động của nhiều nhóm tải trọng có bản chất khác nhau (tĩnh tải, hoạt tải khai thác, tải trọng cần trục, va tàu, neo tàu, tải trọng môi trường: gió, dòng chảy, nhiệt độ), dẫn đến một hệ tổ hợp tải trọng rất lớn (có thể lên tới hàng trăm tổ hợp) mà mỗi phương án thiết kế đều phải thỏa mãn đồng thời. Điều này khiến bài toán tối ưu kết cấu cầu tàu trở thành một bài toán có ràng buộc phức tạp, đòi hỏi phương pháp giải phù hợp để xử lý khối lượng tính toán lớn phát sinh từ việc lặp lại phân tích phần tử hữu hạn (FEM) cho mỗi phương án thiết kế qua toàn bộ hệ tổ hợp</w:t>
       </w:r>
       <w:r>
         <w:rPr>
@@ -650,7 +689,19 @@
         <w:rPr>
           <w:rFonts w:ascii="Cambria" w:hAnsi="Cambria"/>
         </w:rPr>
-        <w:t xml:space="preserve"> metaheuristic đã được sử dụng rộng rãi trong tối ưu hóa kết cấu, đặc biệt cho các bài toán có biến thiết kế rời rạc, ràng buộc phi tuyến và không gian tìm kiếm lớn mà phương pháp giải tích cổ điển khó xử lý trực tiếp [4]. Trong tối ưu đa mục tiêu, các phương pháp dựa trên sắp xếp không trội, tiêu biểu là NSGA-II, đã trở thành nền tảng phổ biến cho nhiều thuật toán tối ưu đa mục tiêu sau này, bao gồm cả các biến thể metaheuristic mới hơn sử dụng cơ chế lưu trữ</w:t>
+        <w:t xml:space="preserve"> metaheuristic đã được sử dụng rộng rãi trong tối ưu hóa kết cấu, đặc biệt cho các bài toán có biến thiết kế rời rạc, ràng buộc phi tuyến và không gian tìm kiếm lớn mà phương pháp </w:t>
+      </w:r>
+      <w:r>
+        <w:rPr>
+          <w:rFonts w:ascii="Cambria" w:hAnsi="Cambria"/>
+        </w:rPr>
+        <w:t>tối ưu</w:t>
+      </w:r>
+      <w:r>
+        <w:rPr>
+          <w:rFonts w:ascii="Cambria" w:hAnsi="Cambria"/>
+        </w:rPr>
+        <w:t xml:space="preserve"> cổ điển khó xử lý trực tiếp [4]. Trong tối ưu đa mục tiêu, các phương pháp dựa trên sắp xếp không trội, tiêu biểu là NSGA-II, đã trở thành nền tảng phổ biến cho nhiều thuật toán tối ưu đa mục tiêu sau này, bao gồm cả các biến thể metaheuristic mới hơn sử dụng cơ chế lưu trữ</w:t>
       </w:r>
       <w:r>
         <w:rPr>
@@ -668,7 +719,7 @@
         <w:rPr>
           <w:rFonts w:ascii="Cambria" w:hAnsi="Cambria"/>
         </w:rPr>
-        <w:t>thép chịu đồng thời các ràng buộc cường độ và khai thác dưới nhiều tổ hợp tải trọng, dựa trên phân tích phi tuyến trực tiếp [6]. Các nghiên cứu này cho thấy khả năng ứng dụng của phương pháp tối ưu đa mục tiêu kết hợp FEM cho bài toán kết cấu có nhiều ràng buộc kỹ thuật đồng thời, nhưng phần lớn tập trung vào kết cấu giàn thép hoặc cấu kiện đơn lẻ; còn ít nghiên cứu áp dụng cho bài toán lựa chọn cấu hình hệ kết cấu bên trên cầu tàu chịu đồng thời số lượng lớn tổ hợp tải trọng như trong nghiên cứu này.</w:t>
+        <w:t>thép chịu đồng thời các ràng buộc cường độ và khai thác dưới nhiều tổ hợp tải trọng, dựa trên phân tích phi tuyến trực tiếp [6]. Các nghiên cứu này cho thấy khả năng ứng dụng của phương pháp tối ưu đa mục tiêu kết hợp FEM cho bài toán kết cấu có nhiều ràng buộc kỹ thuật đồng thời, nhưng phần lớn tập trung vào kết cấu giàn thép hoặc cấu kiện đơn lẻ; còn ít nghiên cứu áp dụng cho bài toán lựa chọn hệ kết cấu bên trên cầu tàu chịu đồng thời số lượng lớn tổ hợp tải trọng như trong nghiên cứu này.</w:t>
       </w:r>
     </w:p>
     <w:p>
@@ -768,17 +819,29 @@
     </w:p>
     <w:p>
       <w:pPr>
-        <w:spacing w:after="120"/>
-        <w:jc w:val="both"/>
-        <w:rPr>
-          <w:rFonts w:ascii="Cambria" w:hAnsi="Cambria"/>
-        </w:rPr>
-      </w:pPr>
-      <w:r>
-        <w:rPr>
-          <w:rFonts w:ascii="Cambria" w:hAnsi="Cambria"/>
-        </w:rPr>
-        <w:t xml:space="preserve">MOSFOA (Multi-objective Starfish Optimization Algorithm) là thuật toán tối ưu đa mục tiêu đã được công bố trước đó bởi nhóm tác giả [1]. </w:t>
+        <w:spacing w:after="120" w:line="276" w:lineRule="auto"/>
+        <w:jc w:val="both"/>
+        <w:rPr>
+          <w:rFonts w:ascii="Cambria" w:hAnsi="Cambria"/>
+        </w:rPr>
+      </w:pPr>
+      <w:r>
+        <w:rPr>
+          <w:rFonts w:ascii="Cambria" w:hAnsi="Cambria"/>
+        </w:rPr>
+        <w:t xml:space="preserve">MOSFOA (Multi-objective Starfish Optimization Algorithm) là thuật toán tối ưu đa mục tiêu đã được nhóm tác giả </w:t>
+      </w:r>
+      <w:r>
+        <w:rPr>
+          <w:rFonts w:ascii="Cambria" w:hAnsi="Cambria"/>
+        </w:rPr>
+        <w:t xml:space="preserve">công bố </w:t>
+      </w:r>
+      <w:r>
+        <w:rPr>
+          <w:rFonts w:ascii="Cambria" w:hAnsi="Cambria"/>
+        </w:rPr>
+        <w:t xml:space="preserve">[1]. </w:t>
       </w:r>
       <w:r>
         <w:rPr>
@@ -789,38 +852,38 @@
     </w:p>
     <w:p>
       <w:pPr>
-        <w:spacing w:after="120"/>
-        <w:jc w:val="both"/>
-        <w:rPr>
-          <w:rFonts w:ascii="Cambria" w:hAnsi="Cambria"/>
-        </w:rPr>
-      </w:pPr>
-      <w:r>
-        <w:rPr>
-          <w:rFonts w:ascii="Cambria" w:hAnsi="Cambria"/>
-        </w:rPr>
+        <w:spacing w:after="0" w:line="276" w:lineRule="auto"/>
+        <w:jc w:val="both"/>
+        <w:rPr>
+          <w:rFonts w:ascii="Cambria" w:hAnsi="Cambria"/>
+        </w:rPr>
+      </w:pPr>
+      <w:r>
+        <w:rPr>
+          <w:rFonts w:ascii="Cambria" w:hAnsi="Cambria"/>
+        </w:rPr>
+        <w:lastRenderedPageBreak/>
         <w:t>(1) Khởi tạo ngẫu nhiên quần thể trong không gian thiết kế.</w:t>
       </w:r>
     </w:p>
     <w:p>
       <w:pPr>
-        <w:spacing w:after="120"/>
-        <w:jc w:val="both"/>
-        <w:rPr>
-          <w:rFonts w:ascii="Cambria" w:hAnsi="Cambria"/>
-        </w:rPr>
-      </w:pPr>
-      <w:r>
-        <w:rPr>
-          <w:rFonts w:ascii="Cambria" w:hAnsi="Cambria"/>
-        </w:rPr>
-        <w:lastRenderedPageBreak/>
+        <w:spacing w:after="0" w:line="276" w:lineRule="auto"/>
+        <w:jc w:val="both"/>
+        <w:rPr>
+          <w:rFonts w:ascii="Cambria" w:hAnsi="Cambria"/>
+        </w:rPr>
+      </w:pPr>
+      <w:r>
+        <w:rPr>
+          <w:rFonts w:ascii="Cambria" w:hAnsi="Cambria"/>
+        </w:rPr>
         <w:t>(2) Thực hiện luân phiên giữa giai đoạn khám phá và giai đoạn khai thác theo hệ số điều khiển phụ thuộc vào số vòng lặp.</w:t>
       </w:r>
     </w:p>
     <w:p>
       <w:pPr>
-        <w:spacing w:after="120"/>
+        <w:spacing w:after="0" w:line="276" w:lineRule="auto"/>
         <w:jc w:val="both"/>
         <w:rPr>
           <w:rFonts w:ascii="Cambria" w:hAnsi="Cambria"/>
@@ -835,7 +898,7 @@
     </w:p>
     <w:p>
       <w:pPr>
-        <w:spacing w:after="120"/>
+        <w:spacing w:after="0" w:line="276" w:lineRule="auto"/>
         <w:jc w:val="both"/>
         <w:rPr>
           <w:rFonts w:ascii="Cambria" w:hAnsi="Cambria"/>
@@ -850,7 +913,7 @@
     </w:p>
     <w:p>
       <w:pPr>
-        <w:spacing w:after="120"/>
+        <w:spacing w:after="0" w:line="276" w:lineRule="auto"/>
         <w:jc w:val="both"/>
         <w:rPr>
           <w:rFonts w:ascii="Cambria" w:hAnsi="Cambria"/>
@@ -865,7 +928,7 @@
     </w:p>
     <w:p>
       <w:pPr>
-        <w:spacing w:after="120"/>
+        <w:spacing w:after="0" w:line="276" w:lineRule="auto"/>
         <w:jc w:val="both"/>
         <w:rPr>
           <w:rFonts w:ascii="Cambria" w:hAnsi="Cambria"/>
@@ -880,7 +943,7 @@
     </w:p>
     <w:p>
       <w:pPr>
-        <w:spacing w:after="120"/>
+        <w:spacing w:after="0" w:line="276" w:lineRule="auto"/>
         <w:jc w:val="both"/>
         <w:rPr>
           <w:rFonts w:ascii="Cambria" w:hAnsi="Cambria"/>
@@ -895,7 +958,7 @@
     </w:p>
     <w:p>
       <w:pPr>
-        <w:spacing w:after="120"/>
+        <w:spacing w:after="0" w:line="276" w:lineRule="auto"/>
         <w:jc w:val="both"/>
         <w:rPr>
           <w:rFonts w:ascii="Cambria" w:hAnsi="Cambria"/>
@@ -987,9 +1050,9 @@
           <w:noProof/>
         </w:rPr>
         <w:drawing>
-          <wp:inline distT="0" distB="0" distL="0" distR="0" wp14:anchorId="47C15F37" wp14:editId="6F836D1A">
-            <wp:extent cx="3138055" cy="3380391"/>
-            <wp:effectExtent l="0" t="0" r="5715" b="0"/>
+          <wp:inline distT="0" distB="0" distL="0" distR="0" wp14:anchorId="47C15F37" wp14:editId="17836D99">
+            <wp:extent cx="3054928" cy="3290843"/>
+            <wp:effectExtent l="0" t="0" r="0" b="5080"/>
             <wp:docPr id="57971888" name="Picture 5" descr="A diagram of a company&#10;&#10;AI-generated content may be incorrect."/>
             <wp:cNvGraphicFramePr>
               <a:graphicFrameLocks xmlns:a="http://schemas.openxmlformats.org/drawingml/2006/main" noChangeAspect="1"/>
@@ -1019,7 +1082,7 @@
                   <pic:spPr bwMode="auto">
                     <a:xfrm>
                       <a:off x="0" y="0"/>
-                      <a:ext cx="3154736" cy="3398360"/>
+                      <a:ext cx="3084965" cy="3323200"/>
                     </a:xfrm>
                     <a:prstGeom prst="rect">
                       <a:avLst/>
@@ -1109,7 +1172,7 @@
     <w:p>
       <w:pPr>
         <w:pStyle w:val="pdq2pgselectionanchorcontainer"/>
-        <w:spacing w:before="0" w:beforeAutospacing="0" w:after="120" w:afterAutospacing="0" w:line="276" w:lineRule="auto"/>
+        <w:spacing w:before="0" w:beforeAutospacing="0" w:after="0" w:afterAutospacing="0" w:line="276" w:lineRule="auto"/>
         <w:contextualSpacing/>
         <w:jc w:val="both"/>
         <w:rPr>
@@ -1129,7 +1192,7 @@
     </w:p>
     <w:p>
       <w:pPr>
-        <w:spacing w:after="120" w:line="276" w:lineRule="auto"/>
+        <w:spacing w:after="0" w:line="276" w:lineRule="auto"/>
         <w:contextualSpacing/>
         <w:jc w:val="both"/>
         <w:rPr>
@@ -1158,7 +1221,7 @@
     </w:p>
     <w:p>
       <w:pPr>
-        <w:spacing w:after="120" w:line="276" w:lineRule="auto"/>
+        <w:spacing w:after="0" w:line="276" w:lineRule="auto"/>
         <w:contextualSpacing/>
         <w:jc w:val="both"/>
         <w:rPr>
@@ -1174,7 +1237,7 @@
     </w:p>
     <w:p>
       <w:pPr>
-        <w:spacing w:after="120" w:line="276" w:lineRule="auto"/>
+        <w:spacing w:after="0" w:line="276" w:lineRule="auto"/>
         <w:contextualSpacing/>
         <w:jc w:val="both"/>
         <w:rPr>
@@ -1203,7 +1266,7 @@
     </w:p>
     <w:p>
       <w:pPr>
-        <w:spacing w:after="120" w:line="276" w:lineRule="auto"/>
+        <w:spacing w:after="0" w:line="276" w:lineRule="auto"/>
         <w:contextualSpacing/>
         <w:jc w:val="both"/>
         <w:rPr>
@@ -1232,7 +1295,7 @@
     </w:p>
     <w:p>
       <w:pPr>
-        <w:spacing w:after="120" w:line="276" w:lineRule="auto"/>
+        <w:spacing w:after="0" w:line="276" w:lineRule="auto"/>
         <w:contextualSpacing/>
         <w:jc w:val="both"/>
         <w:rPr>
@@ -1261,7 +1324,7 @@
     </w:p>
     <w:p>
       <w:pPr>
-        <w:spacing w:after="120" w:line="276" w:lineRule="auto"/>
+        <w:spacing w:after="0" w:line="276" w:lineRule="auto"/>
         <w:contextualSpacing/>
         <w:jc w:val="both"/>
         <w:rPr>
@@ -1290,7 +1353,7 @@
     </w:p>
     <w:p>
       <w:pPr>
-        <w:spacing w:after="120" w:line="276" w:lineRule="auto"/>
+        <w:spacing w:after="0" w:line="276" w:lineRule="auto"/>
         <w:contextualSpacing/>
         <w:jc w:val="both"/>
         <w:rPr>
@@ -1321,7 +1384,7 @@
     </w:p>
     <w:p>
       <w:pPr>
-        <w:spacing w:after="120" w:line="276" w:lineRule="auto"/>
+        <w:spacing w:after="0" w:line="276" w:lineRule="auto"/>
         <w:contextualSpacing/>
         <w:jc w:val="both"/>
         <w:rPr>
@@ -1333,7 +1396,21 @@
           <w:rFonts w:ascii="Cambria" w:hAnsi="Cambria"/>
           <w:bCs/>
         </w:rPr>
-        <w:t>Đối với ba nghiệm Pareto đại diện, toàn bộ 408 tổ hợp cơ bản được tách riêng và đánh giá độc lập để xác nhận giá trị hệ số khai thác lớn nhất và xác định tổ hợp chi phối thực sự. Do đó, hai tổ hợp bao chỉ được sử dụng như công cụ tổng hợp trong giai đoạn tìm kiếm và không được xem là đối tượng đánh giá riêng trong bước kiểm tra xác nhận cuối cùng.</w:t>
+        <w:t>Đối với ba nghiệm Pareto đại diện, toàn bộ 408 tổ hợp cơ bản được tách riêng và đánh giá độc lập để xác nhận giá trị hệ số khai thác lớn nhất và xác định tổ hợp chi phối thực sự. Do đó, hai tổ hợp bao chỉ được sử dụng như công cụ tổng hợp trong giai đoạn tìm kiếm và không được x</w:t>
+      </w:r>
+      <w:r>
+        <w:rPr>
+          <w:rFonts w:ascii="Cambria" w:hAnsi="Cambria"/>
+          <w:bCs/>
+        </w:rPr>
+        <w:t>ét</w:t>
+      </w:r>
+      <w:r>
+        <w:rPr>
+          <w:rFonts w:ascii="Cambria" w:hAnsi="Cambria"/>
+          <w:bCs/>
+        </w:rPr>
+        <w:t xml:space="preserve"> là đối tượng đánh giá riêng trong bước kiểm tra xác nhận cuối cùng.</w:t>
       </w:r>
     </w:p>
     <w:p>
@@ -1370,31 +1447,38 @@
           <w:rFonts w:ascii="Cambria" w:hAnsi="Cambria"/>
           <w:bCs/>
         </w:rPr>
-        <w:t xml:space="preserve">Mô hình nghiên cứu được xây dựng dựa trên bộ thông số kỹ thuật của một công trình thực tế và được </w:t>
+        <w:t xml:space="preserve">Mô hình nghiên cứu được xây dựng dựa trên bộ thông số kỹ thuật của một công trình thực tế </w:t>
       </w:r>
       <w:r>
         <w:rPr>
           <w:rFonts w:ascii="Cambria" w:hAnsi="Cambria"/>
           <w:bCs/>
         </w:rPr>
+        <w:t>để</w:t>
+      </w:r>
+      <w:r>
+        <w:rPr>
+          <w:rFonts w:ascii="Cambria" w:hAnsi="Cambria"/>
+          <w:bCs/>
+        </w:rPr>
+        <w:t xml:space="preserve"> phục vụ bài toán tối ưu kết cấu.</w:t>
+      </w:r>
+    </w:p>
+    <w:p>
+      <w:pPr>
+        <w:spacing w:after="120"/>
+        <w:jc w:val="both"/>
+        <w:rPr>
+          <w:rFonts w:ascii="Cambria" w:hAnsi="Cambria"/>
+          <w:bCs/>
+        </w:rPr>
+      </w:pPr>
+      <w:r>
+        <w:rPr>
+          <w:rFonts w:ascii="Cambria" w:hAnsi="Cambria"/>
+          <w:bCs/>
+        </w:rPr>
         <w:lastRenderedPageBreak/>
-        <w:t>sử dụng làm mô hình giả định phục vụ bài toán tối ưu kết cấu.</w:t>
-      </w:r>
-    </w:p>
-    <w:p>
-      <w:pPr>
-        <w:spacing w:after="120"/>
-        <w:jc w:val="both"/>
-        <w:rPr>
-          <w:rFonts w:ascii="Cambria" w:hAnsi="Cambria"/>
-          <w:bCs/>
-        </w:rPr>
-      </w:pPr>
-      <w:r>
-        <w:rPr>
-          <w:rFonts w:ascii="Cambria" w:hAnsi="Cambria"/>
-          <w:bCs/>
-        </w:rPr>
         <w:t>Mô hình sử dụng bê tông M400 và cốt thép CB300-V cho các cấu kiện bê tông cốt thép, theo TCVN 5574:2018 [7] và TCVN 1651:2018 [9]. Hệ cọc sử dụng cọc ống thép D700, chiều dày thành ống 12,6 mm, với thông số vật liệu theo TCVN 9245:2012 [8].</w:t>
       </w:r>
     </w:p>
@@ -2210,7 +2294,7 @@
               <m:oMath>
                 <m:r>
                   <m:rPr>
-                    <m:sty m:val="b"/>
+                    <m:sty m:val="p"/>
                   </m:rPr>
                   <w:rPr>
                     <w:rFonts w:ascii="Cambria Math" w:hAnsi="Cambria Math"/>
@@ -2224,7 +2308,6 @@
                     <m:ctrlPr>
                       <w:rPr>
                         <w:rFonts w:ascii="Cambria Math" w:hAnsi="Cambria Math"/>
-                        <w:b/>
                         <w:bCs/>
                         <w:iCs/>
                       </w:rPr>
@@ -2236,7 +2319,6 @@
                         <m:ctrlPr>
                           <w:rPr>
                             <w:rFonts w:ascii="Cambria Math" w:hAnsi="Cambria Math"/>
-                            <w:b/>
                             <w:bCs/>
                             <w:iCs/>
                           </w:rPr>
@@ -2245,7 +2327,7 @@
                       <m:e>
                         <m:r>
                           <m:rPr>
-                            <m:sty m:val="b"/>
+                            <m:sty m:val="p"/>
                           </m:rPr>
                           <w:rPr>
                             <w:rFonts w:ascii="Cambria Math" w:hAnsi="Cambria Math"/>
@@ -2256,7 +2338,7 @@
                       <m:sub>
                         <m:r>
                           <m:rPr>
-                            <m:sty m:val="b"/>
+                            <m:sty m:val="p"/>
                           </m:rPr>
                           <w:rPr>
                             <w:rFonts w:ascii="Cambria Math" w:hAnsi="Cambria Math"/>
@@ -2267,7 +2349,7 @@
                     </m:sSub>
                     <m:r>
                       <m:rPr>
-                        <m:sty m:val="b"/>
+                        <m:sty m:val="p"/>
                       </m:rPr>
                       <w:rPr>
                         <w:rFonts w:ascii="Cambria Math" w:hAnsi="Cambria Math"/>
@@ -2279,7 +2361,6 @@
                         <m:ctrlPr>
                           <w:rPr>
                             <w:rFonts w:ascii="Cambria Math" w:hAnsi="Cambria Math"/>
-                            <w:b/>
                             <w:bCs/>
                             <w:iCs/>
                           </w:rPr>
@@ -2288,7 +2369,7 @@
                       <m:e>
                         <m:r>
                           <m:rPr>
-                            <m:sty m:val="b"/>
+                            <m:sty m:val="p"/>
                           </m:rPr>
                           <w:rPr>
                             <w:rFonts w:ascii="Cambria Math" w:hAnsi="Cambria Math"/>
@@ -2299,7 +2380,7 @@
                       <m:sub>
                         <m:r>
                           <m:rPr>
-                            <m:sty m:val="b"/>
+                            <m:sty m:val="p"/>
                           </m:rPr>
                           <w:rPr>
                             <w:rFonts w:ascii="Cambria Math" w:hAnsi="Cambria Math"/>
@@ -2310,7 +2391,7 @@
                     </m:sSub>
                     <m:r>
                       <m:rPr>
-                        <m:sty m:val="b"/>
+                        <m:sty m:val="p"/>
                       </m:rPr>
                       <w:rPr>
                         <w:rFonts w:ascii="Cambria Math" w:hAnsi="Cambria Math"/>
@@ -2322,7 +2403,6 @@
                         <m:ctrlPr>
                           <w:rPr>
                             <w:rFonts w:ascii="Cambria Math" w:hAnsi="Cambria Math"/>
-                            <w:b/>
                             <w:bCs/>
                             <w:iCs/>
                           </w:rPr>
@@ -2331,7 +2411,7 @@
                       <m:e>
                         <m:r>
                           <m:rPr>
-                            <m:sty m:val="b"/>
+                            <m:sty m:val="p"/>
                           </m:rPr>
                           <w:rPr>
                             <w:rFonts w:ascii="Cambria Math" w:hAnsi="Cambria Math"/>
@@ -2342,7 +2422,7 @@
                       <m:sub>
                         <m:r>
                           <m:rPr>
-                            <m:sty m:val="b"/>
+                            <m:sty m:val="p"/>
                           </m:rPr>
                           <w:rPr>
                             <w:rFonts w:ascii="Cambria Math" w:hAnsi="Cambria Math"/>
@@ -2353,7 +2433,7 @@
                     </m:sSub>
                     <m:r>
                       <m:rPr>
-                        <m:sty m:val="b"/>
+                        <m:sty m:val="p"/>
                       </m:rPr>
                       <w:rPr>
                         <w:rFonts w:ascii="Cambria Math" w:hAnsi="Cambria Math"/>
@@ -2365,7 +2445,6 @@
                         <m:ctrlPr>
                           <w:rPr>
                             <w:rFonts w:ascii="Cambria Math" w:hAnsi="Cambria Math"/>
-                            <w:b/>
                             <w:bCs/>
                             <w:iCs/>
                           </w:rPr>
@@ -2374,7 +2453,7 @@
                       <m:e>
                         <m:r>
                           <m:rPr>
-                            <m:sty m:val="b"/>
+                            <m:sty m:val="p"/>
                           </m:rPr>
                           <w:rPr>
                             <w:rFonts w:ascii="Cambria Math" w:hAnsi="Cambria Math"/>
@@ -2385,7 +2464,7 @@
                       <m:sub>
                         <m:r>
                           <m:rPr>
-                            <m:sty m:val="b"/>
+                            <m:sty m:val="p"/>
                           </m:rPr>
                           <w:rPr>
                             <w:rFonts w:ascii="Cambria Math" w:hAnsi="Cambria Math"/>
@@ -2698,7 +2777,14 @@
               <w:rPr>
                 <w:sz w:val="20"/>
               </w:rPr>
-              <w:t>X1</w:t>
+              <w:t>X</w:t>
+            </w:r>
+            <w:r>
+              <w:rPr>
+                <w:sz w:val="20"/>
+                <w:vertAlign w:val="subscript"/>
+              </w:rPr>
+              <w:t>1</w:t>
             </w:r>
           </w:p>
         </w:tc>
@@ -2715,7 +2801,14 @@
               <w:rPr>
                 <w:sz w:val="20"/>
               </w:rPr>
-              <w:t>hDN</w:t>
+              <w:t>h</w:t>
+            </w:r>
+            <w:r>
+              <w:rPr>
+                <w:sz w:val="20"/>
+                <w:vertAlign w:val="subscript"/>
+              </w:rPr>
+              <w:t>DN</w:t>
             </w:r>
           </w:p>
         </w:tc>
@@ -2802,7 +2895,14 @@
               <w:rPr>
                 <w:sz w:val="20"/>
               </w:rPr>
-              <w:t>X2</w:t>
+              <w:t>X</w:t>
+            </w:r>
+            <w:r>
+              <w:rPr>
+                <w:sz w:val="20"/>
+                <w:vertAlign w:val="subscript"/>
+              </w:rPr>
+              <w:t>2</w:t>
             </w:r>
           </w:p>
         </w:tc>
@@ -2819,7 +2919,14 @@
               <w:rPr>
                 <w:sz w:val="20"/>
               </w:rPr>
-              <w:t>hDD</w:t>
+              <w:t>h</w:t>
+            </w:r>
+            <w:r>
+              <w:rPr>
+                <w:sz w:val="20"/>
+                <w:vertAlign w:val="subscript"/>
+              </w:rPr>
+              <w:t>DD</w:t>
             </w:r>
           </w:p>
         </w:tc>
@@ -2906,7 +3013,14 @@
               <w:rPr>
                 <w:sz w:val="20"/>
               </w:rPr>
-              <w:t>X3</w:t>
+              <w:t>X</w:t>
+            </w:r>
+            <w:r>
+              <w:rPr>
+                <w:sz w:val="20"/>
+                <w:vertAlign w:val="subscript"/>
+              </w:rPr>
+              <w:t>3</w:t>
             </w:r>
           </w:p>
         </w:tc>
@@ -2923,7 +3037,14 @@
               <w:rPr>
                 <w:sz w:val="20"/>
               </w:rPr>
-              <w:t>hDCT</w:t>
+              <w:t>h</w:t>
+            </w:r>
+            <w:r>
+              <w:rPr>
+                <w:sz w:val="20"/>
+                <w:vertAlign w:val="subscript"/>
+              </w:rPr>
+              <w:t>DCT</w:t>
             </w:r>
           </w:p>
         </w:tc>
@@ -3010,7 +3131,14 @@
               <w:rPr>
                 <w:sz w:val="20"/>
               </w:rPr>
-              <w:t>X4</w:t>
+              <w:t>X</w:t>
+            </w:r>
+            <w:r>
+              <w:rPr>
+                <w:sz w:val="20"/>
+                <w:vertAlign w:val="subscript"/>
+              </w:rPr>
+              <w:t>4</w:t>
             </w:r>
           </w:p>
         </w:tc>
@@ -3027,7 +3155,14 @@
               <w:rPr>
                 <w:sz w:val="20"/>
               </w:rPr>
-              <w:t>tBMC</w:t>
+              <w:t>t</w:t>
+            </w:r>
+            <w:r>
+              <w:rPr>
+                <w:sz w:val="20"/>
+                <w:vertAlign w:val="subscript"/>
+              </w:rPr>
+              <w:t>BMC</w:t>
             </w:r>
           </w:p>
         </w:tc>
@@ -3383,19 +3518,7 @@
               <w:rPr>
                 <w:rFonts w:ascii="Cambria" w:hAnsi="Cambria"/>
               </w:rPr>
-              <w:t>(</w:t>
-            </w:r>
-            <w:r>
-              <w:rPr>
-                <w:rFonts w:ascii="Cambria" w:hAnsi="Cambria"/>
-              </w:rPr>
-              <w:t>2</w:t>
-            </w:r>
-            <w:r>
-              <w:rPr>
-                <w:rFonts w:ascii="Cambria" w:hAnsi="Cambria"/>
-              </w:rPr>
-              <w:t>)</w:t>
+              <w:t>(2)</w:t>
             </w:r>
           </w:p>
         </w:tc>
@@ -3414,7 +3537,6 @@
           <w:rFonts w:ascii="Cambria" w:hAnsi="Cambria"/>
           <w:bCs/>
         </w:rPr>
-        <w:lastRenderedPageBreak/>
         <w:t xml:space="preserve">Trong đó, </w:t>
       </w:r>
       <m:oMath>
@@ -3845,19 +3967,7 @@
               <w:rPr>
                 <w:rFonts w:ascii="Cambria" w:hAnsi="Cambria"/>
               </w:rPr>
-              <w:t>(</w:t>
-            </w:r>
-            <w:r>
-              <w:rPr>
-                <w:rFonts w:ascii="Cambria" w:hAnsi="Cambria"/>
-              </w:rPr>
-              <w:t>3</w:t>
-            </w:r>
-            <w:r>
-              <w:rPr>
-                <w:rFonts w:ascii="Cambria" w:hAnsi="Cambria"/>
-              </w:rPr>
-              <w:t>)</w:t>
+              <w:t>(3)</w:t>
             </w:r>
           </w:p>
         </w:tc>
@@ -4035,19 +4145,7 @@
               <w:rPr>
                 <w:rFonts w:ascii="Cambria" w:hAnsi="Cambria"/>
               </w:rPr>
-              <w:t>(</w:t>
-            </w:r>
-            <w:r>
-              <w:rPr>
-                <w:rFonts w:ascii="Cambria" w:hAnsi="Cambria"/>
-              </w:rPr>
-              <w:t>4</w:t>
-            </w:r>
-            <w:r>
-              <w:rPr>
-                <w:rFonts w:ascii="Cambria" w:hAnsi="Cambria"/>
-              </w:rPr>
-              <w:t>)</w:t>
+              <w:t>(4)</w:t>
             </w:r>
           </w:p>
         </w:tc>
@@ -4064,13 +4162,27 @@
         <w:rPr>
           <w:rFonts w:ascii="Cambria" w:hAnsi="Cambria"/>
         </w:rPr>
-        <w:t xml:space="preserve">Mô-men kháng uốn Mu tính theo TCVN 5574:2018 [7] với giả thiết cốt thép chịu kéo lấy theo điều kiện </w:t>
-      </w:r>
-      <w:r>
-        <w:rPr>
-          <w:rFonts w:ascii="Cambria" w:hAnsi="Cambria"/>
-        </w:rPr>
-        <w:t>cân bằng</w:t>
+        <w:t>Mômen kháng uốn M</w:t>
+      </w:r>
+      <w:r>
+        <w:rPr>
+          <w:rFonts w:ascii="Cambria" w:hAnsi="Cambria"/>
+          <w:vertAlign w:val="subscript"/>
+        </w:rPr>
+        <w:t xml:space="preserve">u </w:t>
+      </w:r>
+      <w:r>
+        <w:rPr>
+          <w:rFonts w:ascii="Cambria" w:hAnsi="Cambria"/>
+          <w:vertAlign w:val="subscript"/>
+        </w:rPr>
+        <w:t xml:space="preserve"> </w:t>
+      </w:r>
+      <w:r>
+        <w:rPr>
+          <w:rFonts w:ascii="Cambria" w:hAnsi="Cambria"/>
+        </w:rPr>
+        <w:t>tính theo TCVN 5574:2018 [7] với giả thiết cốt thép chịu kéo lấy theo điều kiện cân bằng</w:t>
       </w:r>
       <w:r>
         <w:rPr>
@@ -4152,7 +4264,13 @@
         <w:rPr>
           <w:rFonts w:ascii="Cambria" w:hAnsi="Cambria"/>
         </w:rPr>
-        <w:t xml:space="preserve"> phản ánh khả năng chịu uốn lớn nhất khả dĩ của riêng tiết diện bê tông đang xét, độc lập với hàm lượng cốt thép thực tế thi công (không xác định được từ mô hình FEM sẵn có):</w:t>
+        <w:t xml:space="preserve"> phản ánh khả năng chịu uốn lớn nhất của riêng tiết diện bê tông đang xét</w:t>
+      </w:r>
+      <w:r>
+        <w:rPr>
+          <w:rFonts w:ascii="Cambria" w:hAnsi="Cambria"/>
+        </w:rPr>
+        <w:t>.</w:t>
       </w:r>
     </w:p>
     <w:tbl>
@@ -4457,19 +4575,7 @@
               <w:rPr>
                 <w:rFonts w:ascii="Cambria" w:hAnsi="Cambria"/>
               </w:rPr>
-              <w:t>(</w:t>
-            </w:r>
-            <w:r>
-              <w:rPr>
-                <w:rFonts w:ascii="Cambria" w:hAnsi="Cambria"/>
-              </w:rPr>
-              <w:t>5</w:t>
-            </w:r>
-            <w:r>
-              <w:rPr>
-                <w:rFonts w:ascii="Cambria" w:hAnsi="Cambria"/>
-              </w:rPr>
-              <w:t>)</w:t>
+              <w:t>(5)</w:t>
             </w:r>
           </w:p>
         </w:tc>
@@ -4592,19 +4698,7 @@
               <w:rPr>
                 <w:rFonts w:ascii="Cambria" w:hAnsi="Cambria"/>
               </w:rPr>
-              <w:t>(</w:t>
-            </w:r>
-            <w:r>
-              <w:rPr>
-                <w:rFonts w:ascii="Cambria" w:hAnsi="Cambria"/>
-              </w:rPr>
-              <w:t>6</w:t>
-            </w:r>
-            <w:r>
-              <w:rPr>
-                <w:rFonts w:ascii="Cambria" w:hAnsi="Cambria"/>
-              </w:rPr>
-              <w:t>)</w:t>
+              <w:t>(6)</w:t>
             </w:r>
           </w:p>
         </w:tc>
@@ -4831,19 +4925,7 @@
               <w:rPr>
                 <w:rFonts w:ascii="Cambria" w:hAnsi="Cambria"/>
               </w:rPr>
-              <w:t>(</w:t>
-            </w:r>
-            <w:r>
-              <w:rPr>
-                <w:rFonts w:ascii="Cambria" w:hAnsi="Cambria"/>
-              </w:rPr>
-              <w:t>7</w:t>
-            </w:r>
-            <w:r>
-              <w:rPr>
-                <w:rFonts w:ascii="Cambria" w:hAnsi="Cambria"/>
-              </w:rPr>
-              <w:t>)</w:t>
+              <w:t>(7)</w:t>
             </w:r>
           </w:p>
         </w:tc>
@@ -4929,16 +5011,7 @@
           <w:sz w:val="20"/>
           <w:szCs w:val="20"/>
         </w:rPr>
-        <w:t xml:space="preserve"> </w:t>
-      </w:r>
-      <w:r>
-        <w:rPr>
-          <w:rFonts w:ascii="Cambria" w:hAnsi="Cambria"/>
-          <w:bCs/>
-          <w:sz w:val="20"/>
-          <w:szCs w:val="20"/>
-        </w:rPr>
-        <w:t>Hệ ràng buộc</w:t>
+        <w:t xml:space="preserve"> Hệ ràng buộc</w:t>
       </w:r>
     </w:p>
     <w:tbl>
@@ -5903,7 +5976,7 @@
               <w:rPr>
                 <w:sz w:val="20"/>
               </w:rPr>
-              <w:t xml:space="preserve"> </w:t>
+              <w:t>)</w:t>
             </w:r>
           </w:p>
         </w:tc>
@@ -5970,16 +6043,7 @@
           <w:sz w:val="20"/>
           <w:szCs w:val="20"/>
         </w:rPr>
-        <w:t xml:space="preserve"> </w:t>
-      </w:r>
-      <w:r>
-        <w:rPr>
-          <w:rFonts w:ascii="Cambria" w:hAnsi="Cambria"/>
-          <w:bCs/>
-          <w:sz w:val="20"/>
-          <w:szCs w:val="20"/>
-        </w:rPr>
-        <w:t xml:space="preserve">Tham số thuật toán </w:t>
+        <w:t xml:space="preserve"> Tham số thuật toán </w:t>
       </w:r>
       <w:r>
         <w:t>MOSFOA</w:t>
@@ -6497,13 +6561,7 @@
         <w:rPr>
           <w:rFonts w:ascii="Cambria" w:hAnsi="Cambria"/>
         </w:rPr>
-        <w:t xml:space="preserve">chuyển vị trên toàn bộ 408 tổ hợp cơ bản cấu thành. Với 3 nghiệm Pareto đại diện cuối cùng, 408 tổ hợp cơ bản (388 ULSB + 20 SLSDH) được tách </w:t>
-      </w:r>
-      <w:r>
-        <w:rPr>
-          <w:rFonts w:ascii="Cambria" w:hAnsi="Cambria"/>
-        </w:rPr>
-        <w:t>riêng và trích xuất độc lập để: (i) xác nhận giá trị khai thác lớn nhất đã được xác minh đạt được bởi một tổ hợp cụ thể (không phải giá trị tổng hợp từ 2 thành phần đến từ 2 tổ hợp khác nhau như trường hợp tổ hợp bao); (ii) xác định tổ hợp tải trọng nào chi phối từng đại lượng kiểm tra (mô</w:t>
+        <w:t>chuyển vị trên toàn bộ 408 tổ hợp cơ bản cấu thành. Với 3 nghiệm Pareto đại diện cuối cùng, 408 tổ hợp cơ bản (388 ULSB + 20 SLSDH) được tách riêng và trích xuất độc lập để: (i) xác nhận giá trị khai thác lớn nhất đã được xác minh đạt được bởi một tổ hợp cụ thể; (ii) xác định tổ hợp tải trọng nào chi phối từng đại lượng kiểm tra (mô</w:t>
       </w:r>
       <w:r>
         <w:rPr>
@@ -6533,7 +6591,25 @@
         <w:rPr>
           <w:rFonts w:ascii="Cambria" w:hAnsi="Cambria"/>
         </w:rPr>
-        <w:t xml:space="preserve">Hai tổ hợp bao không được tách riêng thêm trong bước </w:t>
+        <w:t xml:space="preserve">Hai tổ hợp bao không </w:t>
+      </w:r>
+      <w:r>
+        <w:rPr>
+          <w:rFonts w:ascii="Cambria" w:hAnsi="Cambria"/>
+        </w:rPr>
+        <w:t xml:space="preserve">được </w:t>
+      </w:r>
+      <w:r>
+        <w:rPr>
+          <w:rFonts w:ascii="Cambria" w:hAnsi="Cambria"/>
+        </w:rPr>
+        <w:t>kiểm tra lại</w:t>
+      </w:r>
+      <w:r>
+        <w:rPr>
+          <w:rFonts w:ascii="Cambria" w:hAnsi="Cambria"/>
+        </w:rPr>
+        <w:t xml:space="preserve"> trong bước </w:t>
       </w:r>
       <w:r>
         <w:rPr>
@@ -6545,37 +6621,25 @@
         <w:rPr>
           <w:rFonts w:ascii="Cambria" w:hAnsi="Cambria"/>
         </w:rPr>
-        <w:t xml:space="preserve"> này </w:t>
-      </w:r>
-      <w:r>
-        <w:rPr>
-          <w:rFonts w:ascii="Cambria" w:hAnsi="Cambria"/>
-        </w:rPr>
-        <w:t>(</w:t>
-      </w:r>
-      <w:r>
-        <w:rPr>
-          <w:rFonts w:ascii="Cambria" w:hAnsi="Cambria"/>
-        </w:rPr>
-        <w:t xml:space="preserve">chỉ </w:t>
-      </w:r>
-      <w:r>
-        <w:rPr>
-          <w:rFonts w:ascii="Cambria" w:hAnsi="Cambria"/>
-        </w:rPr>
-        <w:t>sử dụng</w:t>
-      </w:r>
-      <w:r>
-        <w:rPr>
-          <w:rFonts w:ascii="Cambria" w:hAnsi="Cambria"/>
-        </w:rPr>
-        <w:t xml:space="preserve"> ở giai đoạn tìm kiếm</w:t>
-      </w:r>
-      <w:r>
-        <w:rPr>
-          <w:rFonts w:ascii="Cambria" w:hAnsi="Cambria"/>
-        </w:rPr>
-        <w:t>).</w:t>
+        <w:t xml:space="preserve"> </w:t>
+      </w:r>
+      <w:r>
+        <w:rPr>
+          <w:rFonts w:ascii="Cambria" w:hAnsi="Cambria"/>
+        </w:rPr>
+        <w:t xml:space="preserve">ba nghiệm đại diện </w:t>
+      </w:r>
+      <w:r>
+        <w:rPr>
+          <w:rFonts w:ascii="Cambria" w:hAnsi="Cambria"/>
+        </w:rPr>
+        <w:t>này</w:t>
+      </w:r>
+      <w:r>
+        <w:rPr>
+          <w:rFonts w:ascii="Cambria" w:hAnsi="Cambria"/>
+        </w:rPr>
+        <w:t>.</w:t>
       </w:r>
     </w:p>
     <w:p>
@@ -6610,8 +6674,14 @@
         <w:rPr>
           <w:rFonts w:ascii="Cambria" w:hAnsi="Cambria"/>
         </w:rPr>
+        <w:t xml:space="preserve">Trước các lần chạy tối ưu chính thức, mô hình liên kết MOSFOA–MATLAB–SAP2000 được kiểm tra xác nhận qua bốn nội dung: (i) đối chiếu số lượng phần tử theo từng nhóm cấu kiện với mô hình gốc (96 cọc, 282 dầm ngang, 210 dầm dọc, 140 dầm cần trục và 1.750 phần tử bản mặt cầu); (ii) thay đổi riêng từng biến thiết kế để xác nhận biến đó chỉ tác động đến đúng nhóm cấu kiện tương ứng và không gây ảnh hưởng chéo; (iii) kiểm tra tính cập nhật của kết quả bằng cách đánh giá lại cùng một phương án sau khi đã đánh giá một phương án khác, kết quả thu được phải trùng khớp; và (iv) kiểm tra tại hai điểm biên </w:t>
+      </w:r>
+      <w:r>
+        <w:rPr>
+          <w:rFonts w:ascii="Cambria" w:hAnsi="Cambria"/>
+        </w:rPr>
         <w:lastRenderedPageBreak/>
-        <w:t>Trước các lần chạy tối ưu chính thức, mô hình liên kết MOSFOA–MATLAB–SAP2000 được kiểm tra xác nhận qua bốn nội dung: (i) đối chiếu số lượng phần tử theo từng nhóm cấu kiện với mô hình gốc (96 cọc, 282 dầm ngang, 210 dầm dọc, 140 dầm cần trục và 1.750 phần tử bản mặt cầu); (ii) thay đổi riêng từng biến thiết kế để xác nhận biến đó chỉ tác động đến đúng nhóm cấu kiện tương ứng và không gây ảnh hưởng chéo; (iii) kiểm tra tính cập nhật của kết quả bằng cách đánh giá lại cùng một phương án sau khi đã đánh giá một phương án khác, kết quả thu được phải trùng khớp; và (iv) kiểm tra tại hai điểm biên của miền thiết kế nhằm xác nhận quy trình tính toán hoạt động ổn định trên toàn bộ miền tìm kiếm.</w:t>
+        <w:t>của miền thiết kế nhằm xác nhận quy trình tính toán hoạt động ổn định trên toàn bộ miền tìm kiếm.</w:t>
       </w:r>
     </w:p>
     <w:p>
@@ -6686,7 +6756,13 @@
         <w:rPr>
           <w:rFonts w:ascii="Cambria" w:hAnsi="Cambria"/>
         </w:rPr>
-        <w:t xml:space="preserve"> từ vòng lặp thứ 20/100 và duy trì giá trị này đến cuối quá trình tối ưu, không phụ thuộc giá trị khởi tạo số ngẫu nhiên. Trên 20 lần chạy, </w:t>
+        <w:t xml:space="preserve"> từ vòng lặp thứ 20/100 và duy trì giá trị này đến cuối quá </w:t>
+      </w:r>
+      <w:r>
+        <w:rPr>
+          <w:rFonts w:ascii="Cambria" w:hAnsi="Cambria"/>
+        </w:rPr>
+        <w:t xml:space="preserve">trình tối ưu, không phụ thuộc giá trị khởi tạo số ngẫu nhiên. Trên 20 lần chạy, </w:t>
       </w:r>
       <w:r>
         <w:rPr>
@@ -7149,7 +7225,19 @@
         <w:rPr>
           <w:rFonts w:ascii="Cambria" w:hAnsi="Cambria"/>
         </w:rPr>
-        <w:t>nhất). Ba nghiệm được lựa chọn để đại diện cho ba vị trí đặc trưng trên mặt Pareto. Việc lựa chọn này không hàm ý C là nghiệm “tốt nhất” theo nghĩa tổng quát, vì mỗi nghiệm Pareto tương ứng với một sự đánh đổi khác nhau giữa hai mục tiêu.</w:t>
+        <w:t xml:space="preserve">nhất). Ba nghiệm được lựa chọn để đại diện cho ba vị trí đặc trưng trên mặt Pareto. Việc lựa chọn này không </w:t>
+      </w:r>
+      <w:r>
+        <w:rPr>
+          <w:rFonts w:ascii="Cambria" w:hAnsi="Cambria"/>
+        </w:rPr>
+        <w:t>có nghĩa</w:t>
+      </w:r>
+      <w:r>
+        <w:rPr>
+          <w:rFonts w:ascii="Cambria" w:hAnsi="Cambria"/>
+        </w:rPr>
+        <w:t xml:space="preserve"> C là nghiệm tốt nhất theo nghĩa tổng quát, vì mỗi nghiệm Pareto tương ứng với một sự đánh đổi khác nhau giữa hai mục tiêu.</w:t>
       </w:r>
     </w:p>
     <w:p>
@@ -7954,7 +8042,7 @@
     </w:p>
     <w:p>
       <w:pPr>
-        <w:jc w:val="both"/>
+        <w:jc w:val="center"/>
         <w:rPr>
           <w:rFonts w:ascii="Cambria" w:hAnsi="Cambria"/>
         </w:rPr>
@@ -7972,7 +8060,14 @@
           <w:b/>
           <w:sz w:val="20"/>
         </w:rPr>
-        <w:t>Hình 5. So sánh 3 nghiệm đại diện A/B/C.</w:t>
+        <w:t xml:space="preserve">Hình 5. </w:t>
+      </w:r>
+      <w:r>
+        <w:rPr>
+          <w:rFonts w:ascii="Cambria" w:hAnsi="Cambria"/>
+          <w:sz w:val="20"/>
+        </w:rPr>
+        <w:t xml:space="preserve">So sánh 3 nghiệm đại diện </w:t>
       </w:r>
     </w:p>
     <w:p>
@@ -8093,7 +8188,19 @@
         <w:rPr>
           <w:rFonts w:ascii="Cambria" w:hAnsi="Cambria"/>
         </w:rPr>
-        <w:t xml:space="preserve">Kết quả Bảng 1 cho thấy quan hệ đánh đổi rõ ràng giữa ba nghiệm đại diện: tăng đồng thời chiều cao </w:t>
+        <w:t xml:space="preserve">Kết quả Bảng </w:t>
+      </w:r>
+      <w:r>
+        <w:rPr>
+          <w:rFonts w:ascii="Cambria" w:hAnsi="Cambria"/>
+        </w:rPr>
+        <w:t>5</w:t>
+      </w:r>
+      <w:r>
+        <w:rPr>
+          <w:rFonts w:ascii="Cambria" w:hAnsi="Cambria"/>
+        </w:rPr>
+        <w:t xml:space="preserve"> cho thấy quan hệ đánh đổi rõ ràng giữa ba nghiệm đại diện: tăng đồng thời chiều cao </w:t>
       </w:r>
       <w:r>
         <w:rPr>
@@ -8757,7 +8864,20 @@
               <w:rPr>
                 <w:sz w:val="20"/>
               </w:rPr>
-              <w:t>Npile (</w:t>
+              <w:t>N</w:t>
+            </w:r>
+            <w:r>
+              <w:rPr>
+                <w:sz w:val="20"/>
+                <w:vertAlign w:val="subscript"/>
+              </w:rPr>
+              <w:t>pile</w:t>
+            </w:r>
+            <w:r>
+              <w:rPr>
+                <w:sz w:val="20"/>
+              </w:rPr>
+              <w:t xml:space="preserve"> (</w:t>
             </w:r>
             <w:r>
               <w:rPr>
@@ -8856,7 +8976,20 @@
               <w:rPr>
                 <w:sz w:val="20"/>
               </w:rPr>
-              <w:t>Umax (m)</w:t>
+              <w:t>U</w:t>
+            </w:r>
+            <w:r>
+              <w:rPr>
+                <w:sz w:val="20"/>
+                <w:vertAlign w:val="subscript"/>
+              </w:rPr>
+              <w:t>max</w:t>
+            </w:r>
+            <w:r>
+              <w:rPr>
+                <w:sz w:val="20"/>
+              </w:rPr>
+              <w:t xml:space="preserve"> (m)</w:t>
             </w:r>
           </w:p>
         </w:tc>
@@ -8942,20 +9075,28 @@
     </w:p>
     <w:p>
       <w:pPr>
-        <w:jc w:val="both"/>
-        <w:rPr>
-          <w:rFonts w:ascii="Cambria" w:hAnsi="Cambria"/>
-        </w:rPr>
-      </w:pPr>
-      <w:r>
-        <w:rPr>
-          <w:rFonts w:ascii="Cambria" w:hAnsi="Cambria"/>
-        </w:rPr>
-        <w:t>Các phát hiện ở ba nghiệm đại diện được kiểm tra xác nhận gồm:</w:t>
-      </w:r>
-    </w:p>
-    <w:p>
-      <w:pPr>
+        <w:spacing w:after="120"/>
+        <w:jc w:val="both"/>
+        <w:rPr>
+          <w:rFonts w:ascii="Cambria" w:hAnsi="Cambria"/>
+        </w:rPr>
+      </w:pPr>
+      <w:r>
+        <w:rPr>
+          <w:rFonts w:ascii="Cambria" w:hAnsi="Cambria"/>
+        </w:rPr>
+        <w:t>Kết quả kiểm tra ba nghiệm Pareto đại diện cho thấy:</w:t>
+      </w:r>
+      <w:r>
+        <w:rPr>
+          <w:rFonts w:ascii="Cambria" w:hAnsi="Cambria"/>
+        </w:rPr>
+        <w:t xml:space="preserve"> </w:t>
+      </w:r>
+    </w:p>
+    <w:p>
+      <w:pPr>
+        <w:spacing w:after="120" w:line="276" w:lineRule="auto"/>
         <w:jc w:val="both"/>
         <w:rPr>
           <w:rFonts w:ascii="Cambria" w:hAnsi="Cambria"/>
@@ -8979,7 +9120,6 @@
             <m:ctrlPr>
               <w:rPr>
                 <w:rFonts w:ascii="Cambria Math" w:hAnsi="Cambria Math"/>
-                <w:i/>
               </w:rPr>
             </m:ctrlPr>
           </m:sSubPr>
@@ -8990,11 +9130,6 @@
               </w:rPr>
               <m:t>η</m:t>
             </m:r>
-            <m:ctrlPr>
-              <w:rPr>
-                <w:rFonts w:ascii="Cambria Math" w:hAnsi="Cambria Math"/>
-              </w:rPr>
-            </m:ctrlPr>
           </m:e>
           <m:sub>
             <m:r>
@@ -9006,6 +9141,9 @@
           </m:sub>
         </m:sSub>
         <m:r>
+          <m:rPr>
+            <m:sty m:val="p"/>
+          </m:rPr>
           <w:rPr>
             <w:rFonts w:ascii="Cambria Math" w:hAnsi="Cambria Math"/>
           </w:rPr>
@@ -9021,36 +9159,62 @@
     </w:p>
     <w:p>
       <w:pPr>
-        <w:jc w:val="both"/>
-        <w:rPr>
-          <w:rFonts w:ascii="Cambria" w:hAnsi="Cambria"/>
-        </w:rPr>
-      </w:pPr>
-      <w:r>
-        <w:rPr>
-          <w:rFonts w:ascii="Cambria" w:hAnsi="Cambria"/>
-        </w:rPr>
-        <w:t xml:space="preserve">(ii) Tổ hợp ULSB-051 chi phối lực dọc trục cọc lớn nhất ở cả ba nghiệm, trong khi ULSB-024 chi phối </w:t>
-      </w:r>
-      <w:r>
-        <w:rPr>
-          <w:rFonts w:ascii="Cambria" w:hAnsi="Cambria"/>
-        </w:rPr>
-        <w:t>mômen dầm cần trục ở cả ba nghiệm, không phụ thuộc vào sự thay đổi kích thước hệ kết cấu bên trên trong phạm vi ba nghiệm được kiểm tra. Đây là bằng chứng trực tiếp, giới hạn ở ba nghiệm đại diện, góp phần xác định các tổ hợp tải trọng chi phối đối với các đại lượng kiểm tra của nghiệm tối ưu.</w:t>
-      </w:r>
-    </w:p>
-    <w:p>
-      <w:pPr>
-        <w:jc w:val="both"/>
-        <w:rPr>
-          <w:rFonts w:ascii="Cambria" w:hAnsi="Cambria"/>
-        </w:rPr>
-      </w:pPr>
-      <w:r>
-        <w:rPr>
-          <w:rFonts w:ascii="Cambria" w:hAnsi="Cambria"/>
-        </w:rPr>
-        <w:t>(iii) Tổ hợp chi phối chuyển vị ngang lớn nhất không hoàn toàn nhất quán giữa ba nghiệm: SLSDH-18 chi phối ở nghiệm A, trong khi SLSDH-10 chi phối ở cả nghiệm B và C, khác với N</w:t>
+        <w:spacing w:line="276" w:lineRule="auto"/>
+        <w:jc w:val="both"/>
+        <w:rPr>
+          <w:rFonts w:ascii="Cambria" w:hAnsi="Cambria"/>
+        </w:rPr>
+      </w:pPr>
+      <w:r>
+        <w:rPr>
+          <w:rFonts w:ascii="Cambria" w:hAnsi="Cambria"/>
+        </w:rPr>
+        <w:t xml:space="preserve">(ii) Tổ hợp ULSB-051 chi phối lực dọc trục cọc lớn nhất ở cả ba nghiệm, trong khi ULSB-024 chi phối mômen dầm cần trục ở cả ba nghiệm, không phụ </w:t>
+      </w:r>
+      <w:r>
+        <w:rPr>
+          <w:rFonts w:ascii="Cambria" w:hAnsi="Cambria"/>
+        </w:rPr>
+        <w:t>thuộc vào sự thay đổi kích thước hệ kết cấu bên trên trong phạm vi ba nghiệm được kiểm tra. Đây là bằng chứng trực tiếp, giới hạn ở ba nghiệm đại diện, góp phần xác định các tổ hợp tải trọng chi phối đối với các đại lượng kiểm tra của nghiệm tối ưu.</w:t>
+      </w:r>
+    </w:p>
+    <w:p>
+      <w:pPr>
+        <w:spacing w:line="276" w:lineRule="auto"/>
+        <w:jc w:val="both"/>
+        <w:rPr>
+          <w:rFonts w:ascii="Cambria" w:hAnsi="Cambria"/>
+        </w:rPr>
+      </w:pPr>
+      <w:r>
+        <w:rPr>
+          <w:rFonts w:ascii="Cambria" w:hAnsi="Cambria"/>
+        </w:rPr>
+        <w:t xml:space="preserve">(iii) Tổ hợp chi phối chuyển vị ngang lớn nhất không hoàn toàn </w:t>
+      </w:r>
+      <w:r>
+        <w:rPr>
+          <w:rFonts w:ascii="Cambria" w:hAnsi="Cambria"/>
+        </w:rPr>
+        <w:t xml:space="preserve">thống </w:t>
+      </w:r>
+      <w:r>
+        <w:rPr>
+          <w:rFonts w:ascii="Cambria" w:hAnsi="Cambria"/>
+        </w:rPr>
+        <w:t>nhất</w:t>
+      </w:r>
+      <w:r>
+        <w:rPr>
+          <w:rFonts w:ascii="Cambria" w:hAnsi="Cambria"/>
+        </w:rPr>
+        <w:t xml:space="preserve"> </w:t>
+      </w:r>
+      <w:r>
+        <w:rPr>
+          <w:rFonts w:ascii="Cambria" w:hAnsi="Cambria"/>
+        </w:rPr>
+        <w:t>giữa ba nghiệm: SLSDH-18 chi phối ở nghiệm A, trong khi SLSDH-10 chi phối ở cả nghiệm B và C, khác với N</w:t>
       </w:r>
       <w:r>
         <w:rPr>
@@ -9082,33 +9246,33 @@
         <w:rPr>
           <w:rFonts w:ascii="Cambria" w:hAnsi="Cambria"/>
         </w:rPr>
-        <w:t xml:space="preserve">, vốn lần lượt được chi phối bởi cùng một tổ hợp ở cả ba nghiệm. </w:t>
+        <w:t>, vốn lần lượt được chi phối bởi cùng một tổ hợp ở cả ba nghiệm. Cả ba giá trị U</w:t>
+      </w:r>
+      <w:r>
+        <w:rPr>
+          <w:rFonts w:ascii="Cambria" w:hAnsi="Cambria"/>
+          <w:vertAlign w:val="subscript"/>
+        </w:rPr>
+        <w:t>max</w:t>
+      </w:r>
+      <w:r>
+        <w:rPr>
+          <w:rFonts w:ascii="Cambria" w:hAnsi="Cambria"/>
+        </w:rPr>
+        <w:t xml:space="preserve"> </w:t>
+      </w:r>
+      <w:r>
+        <w:rPr>
+          <w:rFonts w:ascii="Cambria" w:hAnsi="Cambria"/>
+        </w:rPr>
+        <w:t xml:space="preserve">đều nhỏ hơn đáng kể so với giới </w:t>
       </w:r>
       <w:r>
         <w:rPr>
           <w:rFonts w:ascii="Cambria" w:hAnsi="Cambria"/>
         </w:rPr>
         <w:lastRenderedPageBreak/>
-        <w:t>Cả ba giá trị U</w:t>
-      </w:r>
-      <w:r>
-        <w:rPr>
-          <w:rFonts w:ascii="Cambria" w:hAnsi="Cambria"/>
-          <w:vertAlign w:val="subscript"/>
-        </w:rPr>
-        <w:t>max</w:t>
-      </w:r>
-      <w:r>
-        <w:rPr>
-          <w:rFonts w:ascii="Cambria" w:hAnsi="Cambria"/>
-        </w:rPr>
-        <w:t xml:space="preserve"> </w:t>
-      </w:r>
-      <w:r>
-        <w:rPr>
-          <w:rFonts w:ascii="Cambria" w:hAnsi="Cambria"/>
-        </w:rPr>
-        <w:t>đều nhỏ hơn đáng kể so với giới hạn g</w:t>
+        <w:t>hạn g</w:t>
       </w:r>
       <w:r>
         <w:rPr>
@@ -9148,7 +9312,19 @@
         <w:rPr>
           <w:rFonts w:ascii="Cambria" w:hAnsi="Cambria"/>
         </w:rPr>
-        <w:t>Để làm rõ sự khác biệt giữa chỉ số sử dụng trong quá trình tìm kiếm và giá trị thu được sau kiểm tra xác nhận, Bảng 3 đối chiếu</w:t>
+        <w:t xml:space="preserve">Để làm rõ sự khác biệt giữa chỉ số sử dụng trong quá trình tìm kiếm và giá trị thu được sau kiểm tra xác nhận, Bảng </w:t>
+      </w:r>
+      <w:r>
+        <w:rPr>
+          <w:rFonts w:ascii="Cambria" w:hAnsi="Cambria"/>
+        </w:rPr>
+        <w:t>7</w:t>
+      </w:r>
+      <w:r>
+        <w:rPr>
+          <w:rFonts w:ascii="Cambria" w:hAnsi="Cambria"/>
+        </w:rPr>
+        <w:t xml:space="preserve"> đối chiếu</w:t>
       </w:r>
       <w:r>
         <w:rPr>
@@ -10253,13 +10429,7 @@
         <w:rPr>
           <w:rFonts w:ascii="Cambria" w:hAnsi="Cambria"/>
         </w:rPr>
-        <w:t xml:space="preserve">nhỏ nhất có độ lệch chuẩn khoảng 0,00005. Các lần chạy sử dụng các giá trị khởi tạo số ngẫu nhiên </w:t>
-      </w:r>
-      <w:r>
-        <w:rPr>
-          <w:rFonts w:ascii="Cambria" w:hAnsi="Cambria"/>
-        </w:rPr>
-        <w:t>khác nhau, cho thấy kết quả thu được ổn định giữa các lần chạy độc lập đối với bài toán được xét.</w:t>
+        <w:t>nhỏ nhất có độ lệch chuẩn khoảng 0,00005. Các lần chạy sử dụng các giá trị khởi tạo số ngẫu nhiên khác nhau, cho thấy kết quả thu được ổn định giữa các lần chạy độc lập đối với bài toán được xét.</w:t>
       </w:r>
     </w:p>
     <w:p>
@@ -10324,7 +10494,19 @@
         <w:rPr>
           <w:rFonts w:ascii="Cambria" w:hAnsi="Cambria"/>
         </w:rPr>
-        <w:t>Kết quả tách riêng 408 tổ hợp cơ bản đối với ba nghiệm đại diện cho thấy các tổ hợp tải trọng không đóng vai trò như nhau đối với các đại lượng kiểm tra. ULSB-024 chi phối mô-men dầm cần trục và ULSB-051 chi phối lực dọc trục cọc ở cả ba nghiệm được kiểm tra. Trong khi đó, tổ hợp chi phối chuyển vị ngang không hoàn toàn nhất quán: SLSDH-18 chi phối ở nghiệm A, còn SLSDH-10 chi phối ở nghiệm B và C. Phần lớn các tổ hợp còn lại không phải là tổ hợp chi phối đối với các đại lượng được xem xét trong phạm vi ba nghiệm đại diện. Việc xây dựng một tập hợp tổ hợp tải trọng rút gọn có thể áp dụng cho các bài toán khác cần được đánh giá riêng khi hình học, tải trọng hoặc miền thiết kế thay đổi.</w:t>
+        <w:t xml:space="preserve">Kết quả tách riêng 408 tổ hợp cơ bản đối với ba nghiệm đại diện cho thấy các tổ hợp tải trọng không đóng vai trò như nhau đối với các đại lượng kiểm tra. ULSB-024 chi phối mô-men dầm cần trục và ULSB-051 chi phối lực dọc trục cọc ở cả ba nghiệm được kiểm tra. Trong khi đó, tổ hợp chi phối chuyển vị ngang không hoàn toàn </w:t>
+      </w:r>
+      <w:r>
+        <w:rPr>
+          <w:rFonts w:ascii="Cambria" w:hAnsi="Cambria"/>
+        </w:rPr>
+        <w:t>thống nhất</w:t>
+      </w:r>
+      <w:r>
+        <w:rPr>
+          <w:rFonts w:ascii="Cambria" w:hAnsi="Cambria"/>
+        </w:rPr>
+        <w:t>: SLSDH-18 chi phối ở nghiệm A, còn SLSDH-10 chi phối ở nghiệm B và C. Phần lớn các tổ hợp còn lại không phải là tổ hợp chi phối đối với các đại lượng được xem xét trong phạm vi ba nghiệm đại diện. Việc xây dựng một tập hợp tổ hợp tải trọng rút gọn có thể áp dụng cho các bài toán khác cần được đánh giá riêng khi hình học, tải trọng hoặc miền thiết kế thay đổi.</w:t>
       </w:r>
     </w:p>
     <w:p>
@@ -10445,28 +10627,22 @@
         <w:rPr>
           <w:rFonts w:ascii="Cambria" w:hAnsi="Cambria"/>
         </w:rPr>
-        <w:t xml:space="preserve">nhỏ nhất có độ lệch chuẩn khoảng 0,00005. Kết quả này cho thấy sự ổn </w:t>
-      </w:r>
+        <w:t>nhỏ nhất có độ lệch chuẩn khoảng 0,00005. Kết quả này cho thấy sự ổn định của quá trình hội tụ MOSFOA đối với bài toán cụ thể được xét.</w:t>
+      </w:r>
+    </w:p>
+    <w:p>
+      <w:pPr>
+        <w:spacing w:after="120"/>
+        <w:jc w:val="both"/>
+        <w:rPr>
+          <w:rFonts w:ascii="Cambria" w:hAnsi="Cambria"/>
+        </w:rPr>
+      </w:pPr>
       <w:r>
         <w:rPr>
           <w:rFonts w:ascii="Cambria" w:hAnsi="Cambria"/>
         </w:rPr>
         <w:lastRenderedPageBreak/>
-        <w:t>định của quá trình hội tụ MOSFOA đối với bài toán cụ thể được xét.</w:t>
-      </w:r>
-    </w:p>
-    <w:p>
-      <w:pPr>
-        <w:spacing w:after="120"/>
-        <w:jc w:val="both"/>
-        <w:rPr>
-          <w:rFonts w:ascii="Cambria" w:hAnsi="Cambria"/>
-        </w:rPr>
-      </w:pPr>
-      <w:r>
-        <w:rPr>
-          <w:rFonts w:ascii="Cambria" w:hAnsi="Cambria"/>
-        </w:rPr>
         <w:t xml:space="preserve">Kiểm tra xác nhận đầy đủ 408 tổ hợp tải trọng cơ bản đối với ba nghiệm đại diện xác định bản mặt cầu là cấu kiện chi phối hệ số khai thác ở cả ba nghiệm. Tổ hợp ULSB-051 chi phối lực dọc trục cọc và ULSB-024 </w:t>
       </w:r>
     </w:p>
@@ -10637,7 +10813,43 @@
         <w:rPr>
           <w:rFonts w:ascii="Cambria" w:hAnsi="Cambria"/>
         </w:rPr>
-        <w:t xml:space="preserve">Đỗ Quang Thành: Phương pháp luận, Phần mềm, Điều tra/nghiên cứu, Viết – Soạn thảo bản thảo gốc; </w:t>
+        <w:t>Đỗ Quang Thành: Phương pháp luận</w:t>
+      </w:r>
+      <w:r>
+        <w:rPr>
+          <w:rFonts w:ascii="Cambria" w:hAnsi="Cambria"/>
+        </w:rPr>
+        <w:t>;</w:t>
+      </w:r>
+      <w:r>
+        <w:rPr>
+          <w:rFonts w:ascii="Cambria" w:hAnsi="Cambria"/>
+        </w:rPr>
+        <w:t xml:space="preserve"> Phần mềm</w:t>
+      </w:r>
+      <w:r>
+        <w:rPr>
+          <w:rFonts w:ascii="Cambria" w:hAnsi="Cambria"/>
+        </w:rPr>
+        <w:t>;</w:t>
+      </w:r>
+      <w:r>
+        <w:rPr>
+          <w:rFonts w:ascii="Cambria" w:hAnsi="Cambria"/>
+        </w:rPr>
+        <w:t xml:space="preserve"> Điều tra/nghiên cứu</w:t>
+      </w:r>
+      <w:r>
+        <w:rPr>
+          <w:rFonts w:ascii="Cambria" w:hAnsi="Cambria"/>
+        </w:rPr>
+        <w:t xml:space="preserve">; </w:t>
+      </w:r>
+      <w:r>
+        <w:rPr>
+          <w:rFonts w:ascii="Cambria" w:hAnsi="Cambria"/>
+        </w:rPr>
+        <w:t>Viết – Soạn thảo bản thảo gốc;</w:t>
       </w:r>
     </w:p>
     <w:p>
@@ -10652,7 +10864,31 @@
         <w:rPr>
           <w:rFonts w:ascii="Cambria" w:hAnsi="Cambria"/>
         </w:rPr>
-        <w:t>Vũ Hữu Trường: Xây dựng ý tưởng, Điều tra/nghiên cứu, Thẩm định và Hiệu đính;</w:t>
+        <w:t>Vũ Hữu Trường: Xây dựng ý tưởng</w:t>
+      </w:r>
+      <w:r>
+        <w:rPr>
+          <w:rFonts w:ascii="Cambria" w:hAnsi="Cambria"/>
+        </w:rPr>
+        <w:t xml:space="preserve">; </w:t>
+      </w:r>
+      <w:r>
+        <w:rPr>
+          <w:rFonts w:ascii="Cambria" w:hAnsi="Cambria"/>
+        </w:rPr>
+        <w:t>Điều tra/nghiên cứu</w:t>
+      </w:r>
+      <w:r>
+        <w:rPr>
+          <w:rFonts w:ascii="Cambria" w:hAnsi="Cambria"/>
+        </w:rPr>
+        <w:t>;</w:t>
+      </w:r>
+      <w:r>
+        <w:rPr>
+          <w:rFonts w:ascii="Cambria" w:hAnsi="Cambria"/>
+        </w:rPr>
+        <w:t xml:space="preserve"> Thẩm định và Hiệu đính</w:t>
       </w:r>
     </w:p>
     <w:p>
@@ -10667,7 +10903,19 @@
         <w:rPr>
           <w:rFonts w:ascii="Cambria" w:hAnsi="Cambria"/>
         </w:rPr>
-        <w:t>Lê Thanh Cường:  Xây dựng ý tưởng, Viết – Rà soát và Hiệu đính.</w:t>
+        <w:t>Lê Thanh Cường:  Xây dựng ý tưởng</w:t>
+      </w:r>
+      <w:r>
+        <w:rPr>
+          <w:rFonts w:ascii="Cambria" w:hAnsi="Cambria"/>
+        </w:rPr>
+        <w:t xml:space="preserve">; </w:t>
+      </w:r>
+      <w:r>
+        <w:rPr>
+          <w:rFonts w:ascii="Cambria" w:hAnsi="Cambria"/>
+        </w:rPr>
+        <w:t>Rà soát và Hiệu đính.</w:t>
       </w:r>
     </w:p>
     <w:p>
@@ -10825,14 +11073,14 @@
           <w:b w:val="0"/>
           <w:bCs w:val="0"/>
         </w:rPr>
-        <w:t xml:space="preserve">[2] Đ. Q. Thành, V. H. Trường, và L. T. Cường, “Tối ưu thể tích bê tông kết cấu tường chắn phía sau cầu tàu bằng thuật toán tối ưu Sao biển (SFOA)” [“Concrete </w:t>
+        <w:t xml:space="preserve">[2] Đ. Q. Thành, V. H. Trường, và L. T. Cường, “Tối ưu thể tích bê tông kết cấu tường chắn phía sau cầu tàu bằng thuật toán tối ưu Sao biển (SFOA)” [“Concrete Volume Optimization of the Retaining Wall Behind </w:t>
       </w:r>
       <w:r>
         <w:rPr>
           <w:b w:val="0"/>
           <w:bCs w:val="0"/>
         </w:rPr>
-        <w:t xml:space="preserve">Volume Optimization of the Retaining Wall Behind the Jetty Using the Starfish Optimization Algorithm (SFOA)”], </w:t>
+        <w:t xml:space="preserve">the Jetty Using the Starfish Optimization Algorithm (SFOA)”], </w:t>
       </w:r>
       <w:r>
         <w:rPr>
@@ -11405,6 +11653,8 @@
           <w:rFonts w:ascii="Cambria" w:hAnsi="Cambria"/>
         </w:rPr>
       </w:pPr>
+      <w:bookmarkStart w:id="2" w:name="_GoBack"/>
+      <w:bookmarkEnd w:id="2"/>
     </w:p>
     <w:p>
       <w:pPr>
@@ -11481,7 +11731,7 @@
 </file>
 
 <file path=word/endnotes.xml><?xml version="1.0" encoding="utf-8"?>
-<w:endnotes xmlns:wpc="http://schemas.microsoft.com/office/word/2010/wordprocessingCanvas" xmlns:cx="http://schemas.microsoft.com/office/drawing/2014/chartex" xmlns:cx1="http://schemas.microsoft.com/office/drawing/2015/9/8/chartex" xmlns:cx2="http://schemas.microsoft.com/office/drawing/2015/10/21/chartex" xmlns:cx3="http://schemas.microsoft.com/office/drawing/2016/5/9/chartex" xmlns:cx4="http://schemas.microsoft.com/office/drawing/2016/5/10/chartex" xmlns:cx5="http://schemas.microsoft.com/office/drawing/2016/5/11/chartex" xmlns:cx6="http://schemas.microsoft.com/office/drawing/2016/5/12/chartex" xmlns:cx7="http://schemas.microsoft.com/office/drawing/2016/5/13/chartex" xmlns:cx8="http://schemas.microsoft.com/office/drawing/2016/5/14/chartex" xmlns:mc="http://schemas.openxmlformats.org/markup-compatibility/2006" xmlns:aink="http://schemas.microsoft.com/office/drawing/2016/ink" xmlns:am3d="http://schemas.microsoft.com/office/drawing/2017/model3d" xmlns:o="urn:schemas-microsoft-com:office:office" xmlns:oel="http://schemas.microsoft.com/office/2019/extlst" xmlns:r="http://schemas.openxmlformats.org/officeDocument/2006/relationships" xmlns:m="http://schemas.openxmlformats.org/officeDocument/2006/math" xmlns:v="urn:schemas-microsoft-com:vml" xmlns:wp14="http://schemas.microsoft.com/office/word/2010/wordprocessingDrawing" xmlns:wp="http://schemas.openxmlformats.org/drawingml/2006/wordprocessingDrawing" xmlns:w10="urn:schemas-microsoft-com:office:word" xmlns:w="http://schemas.openxmlformats.org/wordprocessingml/2006/main" xmlns:w14="http://schemas.microsoft.com/office/word/2010/wordml" xmlns:w15="http://schemas.microsoft.com/office/word/2012/wordml" xmlns:w16cex="http://schemas.microsoft.com/office/word/2018/wordml/cex" xmlns:w16cid="http://schemas.microsoft.com/office/word/2016/wordml/cid" xmlns:w16="http://schemas.microsoft.com/office/word/2018/wordml" xmlns:w16du="http://schemas.microsoft.com/office/word/2023/wordml/word16du" xmlns:w16sdtdh="http://schemas.microsoft.com/office/word/2020/wordml/sdtdatahash" xmlns:w16sdtfl="http://schemas.microsoft.com/office/word/2024/wordml/sdtformatlock" xmlns:w16se="http://schemas.microsoft.com/office/word/2015/wordml/symex" xmlns:wpg="http://schemas.microsoft.com/office/word/2010/wordprocessingGroup" xmlns:wpi="http://schemas.microsoft.com/office/word/2010/wordprocessingInk" xmlns:wne="http://schemas.microsoft.com/office/word/2006/wordml" xmlns:wps="http://schemas.microsoft.com/office/word/2010/wordprocessingShape" mc:Ignorable="w14 w15 w16se w16cid w16 w16cex w16sdtdh w16sdtfl w16du wp14">
+<w:endnotes xmlns:wpc="http://schemas.microsoft.com/office/word/2010/wordprocessingCanvas" xmlns:cx="http://schemas.microsoft.com/office/drawing/2014/chartex" xmlns:cx1="http://schemas.microsoft.com/office/drawing/2015/9/8/chartex" xmlns:cx2="http://schemas.microsoft.com/office/drawing/2015/10/21/chartex" xmlns:cx3="http://schemas.microsoft.com/office/drawing/2016/5/9/chartex" xmlns:cx4="http://schemas.microsoft.com/office/drawing/2016/5/10/chartex" xmlns:cx5="http://schemas.microsoft.com/office/drawing/2016/5/11/chartex" xmlns:cx6="http://schemas.microsoft.com/office/drawing/2016/5/12/chartex" xmlns:cx7="http://schemas.microsoft.com/office/drawing/2016/5/13/chartex" xmlns:cx8="http://schemas.microsoft.com/office/drawing/2016/5/14/chartex" xmlns:mc="http://schemas.openxmlformats.org/markup-compatibility/2006" xmlns:aink="http://schemas.microsoft.com/office/drawing/2016/ink" xmlns:am3d="http://schemas.microsoft.com/office/drawing/2017/model3d" xmlns:o="urn:schemas-microsoft-com:office:office" xmlns:r="http://schemas.openxmlformats.org/officeDocument/2006/relationships" xmlns:m="http://schemas.openxmlformats.org/officeDocument/2006/math" xmlns:v="urn:schemas-microsoft-com:vml" xmlns:wp14="http://schemas.microsoft.com/office/word/2010/wordprocessingDrawing" xmlns:wp="http://schemas.openxmlformats.org/drawingml/2006/wordprocessingDrawing" xmlns:w10="urn:schemas-microsoft-com:office:word" xmlns:w="http://schemas.openxmlformats.org/wordprocessingml/2006/main" xmlns:w14="http://schemas.microsoft.com/office/word/2010/wordml" xmlns:w15="http://schemas.microsoft.com/office/word/2012/wordml" xmlns:w16cid="http://schemas.microsoft.com/office/word/2016/wordml/cid" xmlns:w16se="http://schemas.microsoft.com/office/word/2015/wordml/symex" xmlns:wpg="http://schemas.microsoft.com/office/word/2010/wordprocessingGroup" xmlns:wpi="http://schemas.microsoft.com/office/word/2010/wordprocessingInk" xmlns:wne="http://schemas.microsoft.com/office/word/2006/wordml" xmlns:wps="http://schemas.microsoft.com/office/word/2010/wordprocessingShape" mc:Ignorable="w14 w15 w16se w16cid wp14">
   <w:endnote w:type="separator" w:id="-1">
     <w:p>
       <w:pPr>
@@ -11506,7 +11756,7 @@
 </file>
 
 <file path=word/footer1.xml><?xml version="1.0" encoding="utf-8"?>
-<w:ftr xmlns:wpc="http://schemas.microsoft.com/office/word/2010/wordprocessingCanvas" xmlns:cx="http://schemas.microsoft.com/office/drawing/2014/chartex" xmlns:cx1="http://schemas.microsoft.com/office/drawing/2015/9/8/chartex" xmlns:cx2="http://schemas.microsoft.com/office/drawing/2015/10/21/chartex" xmlns:cx3="http://schemas.microsoft.com/office/drawing/2016/5/9/chartex" xmlns:cx4="http://schemas.microsoft.com/office/drawing/2016/5/10/chartex" xmlns:cx5="http://schemas.microsoft.com/office/drawing/2016/5/11/chartex" xmlns:cx6="http://schemas.microsoft.com/office/drawing/2016/5/12/chartex" xmlns:cx7="http://schemas.microsoft.com/office/drawing/2016/5/13/chartex" xmlns:cx8="http://schemas.microsoft.com/office/drawing/2016/5/14/chartex" xmlns:mc="http://schemas.openxmlformats.org/markup-compatibility/2006" xmlns:aink="http://schemas.microsoft.com/office/drawing/2016/ink" xmlns:am3d="http://schemas.microsoft.com/office/drawing/2017/model3d" xmlns:o="urn:schemas-microsoft-com:office:office" xmlns:oel="http://schemas.microsoft.com/office/2019/extlst" xmlns:r="http://schemas.openxmlformats.org/officeDocument/2006/relationships" xmlns:m="http://schemas.openxmlformats.org/officeDocument/2006/math" xmlns:v="urn:schemas-microsoft-com:vml" xmlns:wp14="http://schemas.microsoft.com/office/word/2010/wordprocessingDrawing" xmlns:wp="http://schemas.openxmlformats.org/drawingml/2006/wordprocessingDrawing" xmlns:w10="urn:schemas-microsoft-com:office:word" xmlns:w="http://schemas.openxmlformats.org/wordprocessingml/2006/main" xmlns:w14="http://schemas.microsoft.com/office/word/2010/wordml" xmlns:w15="http://schemas.microsoft.com/office/word/2012/wordml" xmlns:w16cex="http://schemas.microsoft.com/office/word/2018/wordml/cex" xmlns:w16cid="http://schemas.microsoft.com/office/word/2016/wordml/cid" xmlns:w16="http://schemas.microsoft.com/office/word/2018/wordml" xmlns:w16du="http://schemas.microsoft.com/office/word/2023/wordml/word16du" xmlns:w16sdtdh="http://schemas.microsoft.com/office/word/2020/wordml/sdtdatahash" xmlns:w16sdtfl="http://schemas.microsoft.com/office/word/2024/wordml/sdtformatlock" xmlns:w16se="http://schemas.microsoft.com/office/word/2015/wordml/symex" xmlns:wpg="http://schemas.microsoft.com/office/word/2010/wordprocessingGroup" xmlns:wpi="http://schemas.microsoft.com/office/word/2010/wordprocessingInk" xmlns:wne="http://schemas.microsoft.com/office/word/2006/wordml" xmlns:wps="http://schemas.microsoft.com/office/word/2010/wordprocessingShape" mc:Ignorable="w14 w15 w16se w16cid w16 w16cex w16sdtdh w16sdtfl w16du wp14">
+<w:ftr xmlns:wpc="http://schemas.microsoft.com/office/word/2010/wordprocessingCanvas" xmlns:cx="http://schemas.microsoft.com/office/drawing/2014/chartex" xmlns:cx1="http://schemas.microsoft.com/office/drawing/2015/9/8/chartex" xmlns:cx2="http://schemas.microsoft.com/office/drawing/2015/10/21/chartex" xmlns:cx3="http://schemas.microsoft.com/office/drawing/2016/5/9/chartex" xmlns:cx4="http://schemas.microsoft.com/office/drawing/2016/5/10/chartex" xmlns:cx5="http://schemas.microsoft.com/office/drawing/2016/5/11/chartex" xmlns:cx6="http://schemas.microsoft.com/office/drawing/2016/5/12/chartex" xmlns:cx7="http://schemas.microsoft.com/office/drawing/2016/5/13/chartex" xmlns:cx8="http://schemas.microsoft.com/office/drawing/2016/5/14/chartex" xmlns:mc="http://schemas.openxmlformats.org/markup-compatibility/2006" xmlns:aink="http://schemas.microsoft.com/office/drawing/2016/ink" xmlns:am3d="http://schemas.microsoft.com/office/drawing/2017/model3d" xmlns:o="urn:schemas-microsoft-com:office:office" xmlns:r="http://schemas.openxmlformats.org/officeDocument/2006/relationships" xmlns:m="http://schemas.openxmlformats.org/officeDocument/2006/math" xmlns:v="urn:schemas-microsoft-com:vml" xmlns:wp14="http://schemas.microsoft.com/office/word/2010/wordprocessingDrawing" xmlns:wp="http://schemas.openxmlformats.org/drawingml/2006/wordprocessingDrawing" xmlns:w10="urn:schemas-microsoft-com:office:word" xmlns:w="http://schemas.openxmlformats.org/wordprocessingml/2006/main" xmlns:w14="http://schemas.microsoft.com/office/word/2010/wordml" xmlns:w15="http://schemas.microsoft.com/office/word/2012/wordml" xmlns:w16cid="http://schemas.microsoft.com/office/word/2016/wordml/cid" xmlns:w16se="http://schemas.microsoft.com/office/word/2015/wordml/symex" xmlns:wpg="http://schemas.microsoft.com/office/word/2010/wordprocessingGroup" xmlns:wpi="http://schemas.microsoft.com/office/word/2010/wordprocessingInk" xmlns:wne="http://schemas.microsoft.com/office/word/2006/wordml" xmlns:wps="http://schemas.microsoft.com/office/word/2010/wordprocessingShape" mc:Ignorable="w14 w15 w16se w16cid wp14">
   <w:p>
     <w:pPr>
       <w:pStyle w:val="Footer"/>
@@ -11569,7 +11819,7 @@
 </file>
 
 <file path=word/footnotes.xml><?xml version="1.0" encoding="utf-8"?>
-<w:footnotes xmlns:wpc="http://schemas.microsoft.com/office/word/2010/wordprocessingCanvas" xmlns:cx="http://schemas.microsoft.com/office/drawing/2014/chartex" xmlns:cx1="http://schemas.microsoft.com/office/drawing/2015/9/8/chartex" xmlns:cx2="http://schemas.microsoft.com/office/drawing/2015/10/21/chartex" xmlns:cx3="http://schemas.microsoft.com/office/drawing/2016/5/9/chartex" xmlns:cx4="http://schemas.microsoft.com/office/drawing/2016/5/10/chartex" xmlns:cx5="http://schemas.microsoft.com/office/drawing/2016/5/11/chartex" xmlns:cx6="http://schemas.microsoft.com/office/drawing/2016/5/12/chartex" xmlns:cx7="http://schemas.microsoft.com/office/drawing/2016/5/13/chartex" xmlns:cx8="http://schemas.microsoft.com/office/drawing/2016/5/14/chartex" xmlns:mc="http://schemas.openxmlformats.org/markup-compatibility/2006" xmlns:aink="http://schemas.microsoft.com/office/drawing/2016/ink" xmlns:am3d="http://schemas.microsoft.com/office/drawing/2017/model3d" xmlns:o="urn:schemas-microsoft-com:office:office" xmlns:oel="http://schemas.microsoft.com/office/2019/extlst" xmlns:r="http://schemas.openxmlformats.org/officeDocument/2006/relationships" xmlns:m="http://schemas.openxmlformats.org/officeDocument/2006/math" xmlns:v="urn:schemas-microsoft-com:vml" xmlns:wp14="http://schemas.microsoft.com/office/word/2010/wordprocessingDrawing" xmlns:wp="http://schemas.openxmlformats.org/drawingml/2006/wordprocessingDrawing" xmlns:w10="urn:schemas-microsoft-com:office:word" xmlns:w="http://schemas.openxmlformats.org/wordprocessingml/2006/main" xmlns:w14="http://schemas.microsoft.com/office/word/2010/wordml" xmlns:w15="http://schemas.microsoft.com/office/word/2012/wordml" xmlns:w16cex="http://schemas.microsoft.com/office/word/2018/wordml/cex" xmlns:w16cid="http://schemas.microsoft.com/office/word/2016/wordml/cid" xmlns:w16="http://schemas.microsoft.com/office/word/2018/wordml" xmlns:w16du="http://schemas.microsoft.com/office/word/2023/wordml/word16du" xmlns:w16sdtdh="http://schemas.microsoft.com/office/word/2020/wordml/sdtdatahash" xmlns:w16sdtfl="http://schemas.microsoft.com/office/word/2024/wordml/sdtformatlock" xmlns:w16se="http://schemas.microsoft.com/office/word/2015/wordml/symex" xmlns:wpg="http://schemas.microsoft.com/office/word/2010/wordprocessingGroup" xmlns:wpi="http://schemas.microsoft.com/office/word/2010/wordprocessingInk" xmlns:wne="http://schemas.microsoft.com/office/word/2006/wordml" xmlns:wps="http://schemas.microsoft.com/office/word/2010/wordprocessingShape" mc:Ignorable="w14 w15 w16se w16cid w16 w16cex w16sdtdh w16sdtfl w16du wp14">
+<w:footnotes xmlns:wpc="http://schemas.microsoft.com/office/word/2010/wordprocessingCanvas" xmlns:cx="http://schemas.microsoft.com/office/drawing/2014/chartex" xmlns:cx1="http://schemas.microsoft.com/office/drawing/2015/9/8/chartex" xmlns:cx2="http://schemas.microsoft.com/office/drawing/2015/10/21/chartex" xmlns:cx3="http://schemas.microsoft.com/office/drawing/2016/5/9/chartex" xmlns:cx4="http://schemas.microsoft.com/office/drawing/2016/5/10/chartex" xmlns:cx5="http://schemas.microsoft.com/office/drawing/2016/5/11/chartex" xmlns:cx6="http://schemas.microsoft.com/office/drawing/2016/5/12/chartex" xmlns:cx7="http://schemas.microsoft.com/office/drawing/2016/5/13/chartex" xmlns:cx8="http://schemas.microsoft.com/office/drawing/2016/5/14/chartex" xmlns:mc="http://schemas.openxmlformats.org/markup-compatibility/2006" xmlns:aink="http://schemas.microsoft.com/office/drawing/2016/ink" xmlns:am3d="http://schemas.microsoft.com/office/drawing/2017/model3d" xmlns:o="urn:schemas-microsoft-com:office:office" xmlns:r="http://schemas.openxmlformats.org/officeDocument/2006/relationships" xmlns:m="http://schemas.openxmlformats.org/officeDocument/2006/math" xmlns:v="urn:schemas-microsoft-com:vml" xmlns:wp14="http://schemas.microsoft.com/office/word/2010/wordprocessingDrawing" xmlns:wp="http://schemas.openxmlformats.org/drawingml/2006/wordprocessingDrawing" xmlns:w10="urn:schemas-microsoft-com:office:word" xmlns:w="http://schemas.openxmlformats.org/wordprocessingml/2006/main" xmlns:w14="http://schemas.microsoft.com/office/word/2010/wordml" xmlns:w15="http://schemas.microsoft.com/office/word/2012/wordml" xmlns:w16cid="http://schemas.microsoft.com/office/word/2016/wordml/cid" xmlns:w16se="http://schemas.microsoft.com/office/word/2015/wordml/symex" xmlns:wpg="http://schemas.microsoft.com/office/word/2010/wordprocessingGroup" xmlns:wpi="http://schemas.microsoft.com/office/word/2010/wordprocessingInk" xmlns:wne="http://schemas.microsoft.com/office/word/2006/wordml" xmlns:wps="http://schemas.microsoft.com/office/word/2010/wordprocessingShape" mc:Ignorable="w14 w15 w16se w16cid wp14">
   <w:footnote w:type="separator" w:id="-1">
     <w:p>
       <w:pPr>
@@ -11594,7 +11844,7 @@
 </file>
 
 <file path=word/header1.xml><?xml version="1.0" encoding="utf-8"?>
-<w:hdr xmlns:wpc="http://schemas.microsoft.com/office/word/2010/wordprocessingCanvas" xmlns:cx="http://schemas.microsoft.com/office/drawing/2014/chartex" xmlns:cx1="http://schemas.microsoft.com/office/drawing/2015/9/8/chartex" xmlns:cx2="http://schemas.microsoft.com/office/drawing/2015/10/21/chartex" xmlns:cx3="http://schemas.microsoft.com/office/drawing/2016/5/9/chartex" xmlns:cx4="http://schemas.microsoft.com/office/drawing/2016/5/10/chartex" xmlns:cx5="http://schemas.microsoft.com/office/drawing/2016/5/11/chartex" xmlns:cx6="http://schemas.microsoft.com/office/drawing/2016/5/12/chartex" xmlns:cx7="http://schemas.microsoft.com/office/drawing/2016/5/13/chartex" xmlns:cx8="http://schemas.microsoft.com/office/drawing/2016/5/14/chartex" xmlns:mc="http://schemas.openxmlformats.org/markup-compatibility/2006" xmlns:aink="http://schemas.microsoft.com/office/drawing/2016/ink" xmlns:am3d="http://schemas.microsoft.com/office/drawing/2017/model3d" xmlns:o="urn:schemas-microsoft-com:office:office" xmlns:oel="http://schemas.microsoft.com/office/2019/extlst" xmlns:r="http://schemas.openxmlformats.org/officeDocument/2006/relationships" xmlns:m="http://schemas.openxmlformats.org/officeDocument/2006/math" xmlns:v="urn:schemas-microsoft-com:vml" xmlns:wp14="http://schemas.microsoft.com/office/word/2010/wordprocessingDrawing" xmlns:wp="http://schemas.openxmlformats.org/drawingml/2006/wordprocessingDrawing" xmlns:w10="urn:schemas-microsoft-com:office:word" xmlns:w="http://schemas.openxmlformats.org/wordprocessingml/2006/main" xmlns:w14="http://schemas.microsoft.com/office/word/2010/wordml" xmlns:w15="http://schemas.microsoft.com/office/word/2012/wordml" xmlns:w16cex="http://schemas.microsoft.com/office/word/2018/wordml/cex" xmlns:w16cid="http://schemas.microsoft.com/office/word/2016/wordml/cid" xmlns:w16="http://schemas.microsoft.com/office/word/2018/wordml" xmlns:w16du="http://schemas.microsoft.com/office/word/2023/wordml/word16du" xmlns:w16sdtdh="http://schemas.microsoft.com/office/word/2020/wordml/sdtdatahash" xmlns:w16sdtfl="http://schemas.microsoft.com/office/word/2024/wordml/sdtformatlock" xmlns:w16se="http://schemas.microsoft.com/office/word/2015/wordml/symex" xmlns:wpg="http://schemas.microsoft.com/office/word/2010/wordprocessingGroup" xmlns:wpi="http://schemas.microsoft.com/office/word/2010/wordprocessingInk" xmlns:wne="http://schemas.microsoft.com/office/word/2006/wordml" xmlns:wps="http://schemas.microsoft.com/office/word/2010/wordprocessingShape" mc:Ignorable="w14 w15 w16se w16cid w16 w16cex w16sdtdh w16sdtfl w16du wp14">
+<w:hdr xmlns:wpc="http://schemas.microsoft.com/office/word/2010/wordprocessingCanvas" xmlns:cx="http://schemas.microsoft.com/office/drawing/2014/chartex" xmlns:cx1="http://schemas.microsoft.com/office/drawing/2015/9/8/chartex" xmlns:cx2="http://schemas.microsoft.com/office/drawing/2015/10/21/chartex" xmlns:cx3="http://schemas.microsoft.com/office/drawing/2016/5/9/chartex" xmlns:cx4="http://schemas.microsoft.com/office/drawing/2016/5/10/chartex" xmlns:cx5="http://schemas.microsoft.com/office/drawing/2016/5/11/chartex" xmlns:cx6="http://schemas.microsoft.com/office/drawing/2016/5/12/chartex" xmlns:cx7="http://schemas.microsoft.com/office/drawing/2016/5/13/chartex" xmlns:cx8="http://schemas.microsoft.com/office/drawing/2016/5/14/chartex" xmlns:mc="http://schemas.openxmlformats.org/markup-compatibility/2006" xmlns:aink="http://schemas.microsoft.com/office/drawing/2016/ink" xmlns:am3d="http://schemas.microsoft.com/office/drawing/2017/model3d" xmlns:o="urn:schemas-microsoft-com:office:office" xmlns:r="http://schemas.openxmlformats.org/officeDocument/2006/relationships" xmlns:m="http://schemas.openxmlformats.org/officeDocument/2006/math" xmlns:v="urn:schemas-microsoft-com:vml" xmlns:wp14="http://schemas.microsoft.com/office/word/2010/wordprocessingDrawing" xmlns:wp="http://schemas.openxmlformats.org/drawingml/2006/wordprocessingDrawing" xmlns:w10="urn:schemas-microsoft-com:office:word" xmlns:w="http://schemas.openxmlformats.org/wordprocessingml/2006/main" xmlns:w14="http://schemas.microsoft.com/office/word/2010/wordml" xmlns:w15="http://schemas.microsoft.com/office/word/2012/wordml" xmlns:w16cid="http://schemas.microsoft.com/office/word/2016/wordml/cid" xmlns:w16se="http://schemas.microsoft.com/office/word/2015/wordml/symex" xmlns:wpg="http://schemas.microsoft.com/office/word/2010/wordprocessingGroup" xmlns:wpi="http://schemas.microsoft.com/office/word/2010/wordprocessingInk" xmlns:wne="http://schemas.microsoft.com/office/word/2006/wordml" xmlns:wps="http://schemas.microsoft.com/office/word/2010/wordprocessingShape" mc:Ignorable="w14 w15 w16se w16cid wp14">
   <w:tbl>
     <w:tblPr>
       <w:tblW w:w="0" w:type="auto"/>
@@ -11951,7 +12201,7 @@
 </file>
 
 <file path=word/header2.xml><?xml version="1.0" encoding="utf-8"?>
-<w:hdr xmlns:wpc="http://schemas.microsoft.com/office/word/2010/wordprocessingCanvas" xmlns:cx="http://schemas.microsoft.com/office/drawing/2014/chartex" xmlns:cx1="http://schemas.microsoft.com/office/drawing/2015/9/8/chartex" xmlns:cx2="http://schemas.microsoft.com/office/drawing/2015/10/21/chartex" xmlns:cx3="http://schemas.microsoft.com/office/drawing/2016/5/9/chartex" xmlns:cx4="http://schemas.microsoft.com/office/drawing/2016/5/10/chartex" xmlns:cx5="http://schemas.microsoft.com/office/drawing/2016/5/11/chartex" xmlns:cx6="http://schemas.microsoft.com/office/drawing/2016/5/12/chartex" xmlns:cx7="http://schemas.microsoft.com/office/drawing/2016/5/13/chartex" xmlns:cx8="http://schemas.microsoft.com/office/drawing/2016/5/14/chartex" xmlns:mc="http://schemas.openxmlformats.org/markup-compatibility/2006" xmlns:aink="http://schemas.microsoft.com/office/drawing/2016/ink" xmlns:am3d="http://schemas.microsoft.com/office/drawing/2017/model3d" xmlns:o="urn:schemas-microsoft-com:office:office" xmlns:oel="http://schemas.microsoft.com/office/2019/extlst" xmlns:r="http://schemas.openxmlformats.org/officeDocument/2006/relationships" xmlns:m="http://schemas.openxmlformats.org/officeDocument/2006/math" xmlns:v="urn:schemas-microsoft-com:vml" xmlns:wp14="http://schemas.microsoft.com/office/word/2010/wordprocessingDrawing" xmlns:wp="http://schemas.openxmlformats.org/drawingml/2006/wordprocessingDrawing" xmlns:w10="urn:schemas-microsoft-com:office:word" xmlns:w="http://schemas.openxmlformats.org/wordprocessingml/2006/main" xmlns:w14="http://schemas.microsoft.com/office/word/2010/wordml" xmlns:w15="http://schemas.microsoft.com/office/word/2012/wordml" xmlns:w16cex="http://schemas.microsoft.com/office/word/2018/wordml/cex" xmlns:w16cid="http://schemas.microsoft.com/office/word/2016/wordml/cid" xmlns:w16="http://schemas.microsoft.com/office/word/2018/wordml" xmlns:w16du="http://schemas.microsoft.com/office/word/2023/wordml/word16du" xmlns:w16sdtdh="http://schemas.microsoft.com/office/word/2020/wordml/sdtdatahash" xmlns:w16sdtfl="http://schemas.microsoft.com/office/word/2024/wordml/sdtformatlock" xmlns:w16se="http://schemas.microsoft.com/office/word/2015/wordml/symex" xmlns:wpg="http://schemas.microsoft.com/office/word/2010/wordprocessingGroup" xmlns:wpi="http://schemas.microsoft.com/office/word/2010/wordprocessingInk" xmlns:wne="http://schemas.microsoft.com/office/word/2006/wordml" xmlns:wps="http://schemas.microsoft.com/office/word/2010/wordprocessingShape" mc:Ignorable="w14 w15 w16se w16cid w16 w16cex w16sdtdh w16sdtfl w16du wp14">
+<w:hdr xmlns:wpc="http://schemas.microsoft.com/office/word/2010/wordprocessingCanvas" xmlns:cx="http://schemas.microsoft.com/office/drawing/2014/chartex" xmlns:cx1="http://schemas.microsoft.com/office/drawing/2015/9/8/chartex" xmlns:cx2="http://schemas.microsoft.com/office/drawing/2015/10/21/chartex" xmlns:cx3="http://schemas.microsoft.com/office/drawing/2016/5/9/chartex" xmlns:cx4="http://schemas.microsoft.com/office/drawing/2016/5/10/chartex" xmlns:cx5="http://schemas.microsoft.com/office/drawing/2016/5/11/chartex" xmlns:cx6="http://schemas.microsoft.com/office/drawing/2016/5/12/chartex" xmlns:cx7="http://schemas.microsoft.com/office/drawing/2016/5/13/chartex" xmlns:cx8="http://schemas.microsoft.com/office/drawing/2016/5/14/chartex" xmlns:mc="http://schemas.openxmlformats.org/markup-compatibility/2006" xmlns:aink="http://schemas.microsoft.com/office/drawing/2016/ink" xmlns:am3d="http://schemas.microsoft.com/office/drawing/2017/model3d" xmlns:o="urn:schemas-microsoft-com:office:office" xmlns:r="http://schemas.openxmlformats.org/officeDocument/2006/relationships" xmlns:m="http://schemas.openxmlformats.org/officeDocument/2006/math" xmlns:v="urn:schemas-microsoft-com:vml" xmlns:wp14="http://schemas.microsoft.com/office/word/2010/wordprocessingDrawing" xmlns:wp="http://schemas.openxmlformats.org/drawingml/2006/wordprocessingDrawing" xmlns:w10="urn:schemas-microsoft-com:office:word" xmlns:w="http://schemas.openxmlformats.org/wordprocessingml/2006/main" xmlns:w14="http://schemas.microsoft.com/office/word/2010/wordml" xmlns:w15="http://schemas.microsoft.com/office/word/2012/wordml" xmlns:w16cid="http://schemas.microsoft.com/office/word/2016/wordml/cid" xmlns:w16se="http://schemas.microsoft.com/office/word/2015/wordml/symex" xmlns:wpg="http://schemas.microsoft.com/office/word/2010/wordprocessingGroup" xmlns:wpi="http://schemas.microsoft.com/office/word/2010/wordprocessingInk" xmlns:wne="http://schemas.microsoft.com/office/word/2006/wordml" xmlns:wps="http://schemas.microsoft.com/office/word/2010/wordprocessingShape" mc:Ignorable="w14 w15 w16se w16cid wp14">
   <w:p>
     <w:pPr>
       <w:pStyle w:val="Header"/>
@@ -11961,7 +12211,7 @@
 </file>
 
 <file path=word/numbering.xml><?xml version="1.0" encoding="utf-8"?>
-<w:numbering xmlns:wpc="http://schemas.microsoft.com/office/word/2010/wordprocessingCanvas" xmlns:cx="http://schemas.microsoft.com/office/drawing/2014/chartex" xmlns:cx1="http://schemas.microsoft.com/office/drawing/2015/9/8/chartex" xmlns:cx2="http://schemas.microsoft.com/office/drawing/2015/10/21/chartex" xmlns:cx3="http://schemas.microsoft.com/office/drawing/2016/5/9/chartex" xmlns:cx4="http://schemas.microsoft.com/office/drawing/2016/5/10/chartex" xmlns:cx5="http://schemas.microsoft.com/office/drawing/2016/5/11/chartex" xmlns:cx6="http://schemas.microsoft.com/office/drawing/2016/5/12/chartex" xmlns:cx7="http://schemas.microsoft.com/office/drawing/2016/5/13/chartex" xmlns:cx8="http://schemas.microsoft.com/office/drawing/2016/5/14/chartex" xmlns:mc="http://schemas.openxmlformats.org/markup-compatibility/2006" xmlns:aink="http://schemas.microsoft.com/office/drawing/2016/ink" xmlns:am3d="http://schemas.microsoft.com/office/drawing/2017/model3d" xmlns:o="urn:schemas-microsoft-com:office:office" xmlns:oel="http://schemas.microsoft.com/office/2019/extlst" xmlns:r="http://schemas.openxmlformats.org/officeDocument/2006/relationships" xmlns:m="http://schemas.openxmlformats.org/officeDocument/2006/math" xmlns:v="urn:schemas-microsoft-com:vml" xmlns:wp14="http://schemas.microsoft.com/office/word/2010/wordprocessingDrawing" xmlns:wp="http://schemas.openxmlformats.org/drawingml/2006/wordprocessingDrawing" xmlns:w10="urn:schemas-microsoft-com:office:word" xmlns:w="http://schemas.openxmlformats.org/wordprocessingml/2006/main" xmlns:w14="http://schemas.microsoft.com/office/word/2010/wordml" xmlns:w15="http://schemas.microsoft.com/office/word/2012/wordml" xmlns:w16cex="http://schemas.microsoft.com/office/word/2018/wordml/cex" xmlns:w16cid="http://schemas.microsoft.com/office/word/2016/wordml/cid" xmlns:w16="http://schemas.microsoft.com/office/word/2018/wordml" xmlns:w16du="http://schemas.microsoft.com/office/word/2023/wordml/word16du" xmlns:w16sdtdh="http://schemas.microsoft.com/office/word/2020/wordml/sdtdatahash" xmlns:w16sdtfl="http://schemas.microsoft.com/office/word/2024/wordml/sdtformatlock" xmlns:w16se="http://schemas.microsoft.com/office/word/2015/wordml/symex" xmlns:wpg="http://schemas.microsoft.com/office/word/2010/wordprocessingGroup" xmlns:wpi="http://schemas.microsoft.com/office/word/2010/wordprocessingInk" xmlns:wne="http://schemas.microsoft.com/office/word/2006/wordml" xmlns:wps="http://schemas.microsoft.com/office/word/2010/wordprocessingShape" mc:Ignorable="w14 w15 w16se w16cid w16 w16cex w16sdtdh w16sdtfl w16du wp14">
+<w:numbering xmlns:wpc="http://schemas.microsoft.com/office/word/2010/wordprocessingCanvas" xmlns:cx="http://schemas.microsoft.com/office/drawing/2014/chartex" xmlns:cx1="http://schemas.microsoft.com/office/drawing/2015/9/8/chartex" xmlns:cx2="http://schemas.microsoft.com/office/drawing/2015/10/21/chartex" xmlns:cx3="http://schemas.microsoft.com/office/drawing/2016/5/9/chartex" xmlns:cx4="http://schemas.microsoft.com/office/drawing/2016/5/10/chartex" xmlns:cx5="http://schemas.microsoft.com/office/drawing/2016/5/11/chartex" xmlns:cx6="http://schemas.microsoft.com/office/drawing/2016/5/12/chartex" xmlns:cx7="http://schemas.microsoft.com/office/drawing/2016/5/13/chartex" xmlns:cx8="http://schemas.microsoft.com/office/drawing/2016/5/14/chartex" xmlns:mc="http://schemas.openxmlformats.org/markup-compatibility/2006" xmlns:aink="http://schemas.microsoft.com/office/drawing/2016/ink" xmlns:am3d="http://schemas.microsoft.com/office/drawing/2017/model3d" xmlns:o="urn:schemas-microsoft-com:office:office" xmlns:r="http://schemas.openxmlformats.org/officeDocument/2006/relationships" xmlns:m="http://schemas.openxmlformats.org/officeDocument/2006/math" xmlns:v="urn:schemas-microsoft-com:vml" xmlns:wp14="http://schemas.microsoft.com/office/word/2010/wordprocessingDrawing" xmlns:wp="http://schemas.openxmlformats.org/drawingml/2006/wordprocessingDrawing" xmlns:w10="urn:schemas-microsoft-com:office:word" xmlns:w="http://schemas.openxmlformats.org/wordprocessingml/2006/main" xmlns:w14="http://schemas.microsoft.com/office/word/2010/wordml" xmlns:w15="http://schemas.microsoft.com/office/word/2012/wordml" xmlns:w16cid="http://schemas.microsoft.com/office/word/2016/wordml/cid" xmlns:w16se="http://schemas.microsoft.com/office/word/2015/wordml/symex" xmlns:wpg="http://schemas.microsoft.com/office/word/2010/wordprocessingGroup" xmlns:wpi="http://schemas.microsoft.com/office/word/2010/wordprocessingInk" xmlns:wne="http://schemas.microsoft.com/office/word/2006/wordml" xmlns:wps="http://schemas.microsoft.com/office/word/2010/wordprocessingShape" mc:Ignorable="w14 w15 w16se w16cid wp14">
   <w:abstractNum w:abstractNumId="0" w15:restartNumberingAfterBreak="0">
     <w:nsid w:val="249D62A9"/>
     <w:multiLevelType w:val="hybridMultilevel"/>
@@ -12374,7 +12624,7 @@
       </w:rPr>
     </w:lvl>
   </w:abstractNum>
-  <w:num w:numId="1" w16cid:durableId="135531953">
+  <w:num w:numId="1">
     <w:abstractNumId w:val="1"/>
     <w:lvlOverride w:ilvl="0"/>
     <w:lvlOverride w:ilvl="1">
@@ -12402,7 +12652,7 @@
       <w:startOverride w:val="1"/>
     </w:lvlOverride>
   </w:num>
-  <w:num w:numId="2" w16cid:durableId="890073077">
+  <w:num w:numId="2">
     <w:abstractNumId w:val="2"/>
     <w:lvlOverride w:ilvl="0">
       <w:startOverride w:val="1"/>
@@ -12432,7 +12682,7 @@
       <w:startOverride w:val="1"/>
     </w:lvlOverride>
   </w:num>
-  <w:num w:numId="3" w16cid:durableId="1307513412">
+  <w:num w:numId="3">
     <w:abstractNumId w:val="0"/>
     <w:lvlOverride w:ilvl="0">
       <w:startOverride w:val="2"/>
@@ -12462,22 +12712,22 @@
       <w:startOverride w:val="1"/>
     </w:lvlOverride>
   </w:num>
-  <w:num w:numId="4" w16cid:durableId="231431773">
+  <w:num w:numId="4">
     <w:abstractNumId w:val="2"/>
     <w:lvlOverride w:ilvl="0">
       <w:startOverride w:val="1"/>
     </w:lvlOverride>
   </w:num>
-  <w:num w:numId="5" w16cid:durableId="178737832">
+  <w:num w:numId="5">
     <w:abstractNumId w:val="2"/>
     <w:lvlOverride w:ilvl="0">
       <w:startOverride w:val="1"/>
     </w:lvlOverride>
   </w:num>
-  <w:num w:numId="6" w16cid:durableId="859272974">
+  <w:num w:numId="6">
     <w:abstractNumId w:val="2"/>
   </w:num>
-  <w:num w:numId="7" w16cid:durableId="313144544">
+  <w:num w:numId="7">
     <w:abstractNumId w:val="2"/>
     <w:lvlOverride w:ilvl="0">
       <w:startOverride w:val="1"/>
@@ -12507,10 +12757,10 @@
       <w:startOverride w:val="1"/>
     </w:lvlOverride>
   </w:num>
-  <w:num w:numId="8" w16cid:durableId="1192106087">
+  <w:num w:numId="8">
     <w:abstractNumId w:val="3"/>
   </w:num>
-  <w:num w:numId="9" w16cid:durableId="1064646268">
+  <w:num w:numId="9">
     <w:abstractNumId w:val="2"/>
     <w:lvlOverride w:ilvl="0">
       <w:startOverride w:val="1"/>
@@ -12544,7 +12794,7 @@
 </file>
 
 <file path=word/styles.xml><?xml version="1.0" encoding="utf-8"?>
-<w:styles xmlns:mc="http://schemas.openxmlformats.org/markup-compatibility/2006" xmlns:r="http://schemas.openxmlformats.org/officeDocument/2006/relationships" xmlns:w="http://schemas.openxmlformats.org/wordprocessingml/2006/main" xmlns:w14="http://schemas.microsoft.com/office/word/2010/wordml" xmlns:w15="http://schemas.microsoft.com/office/word/2012/wordml" xmlns:w16cex="http://schemas.microsoft.com/office/word/2018/wordml/cex" xmlns:w16cid="http://schemas.microsoft.com/office/word/2016/wordml/cid" xmlns:w16="http://schemas.microsoft.com/office/word/2018/wordml" xmlns:w16du="http://schemas.microsoft.com/office/word/2023/wordml/word16du" xmlns:w16sdtdh="http://schemas.microsoft.com/office/word/2020/wordml/sdtdatahash" xmlns:w16sdtfl="http://schemas.microsoft.com/office/word/2024/wordml/sdtformatlock" xmlns:w16se="http://schemas.microsoft.com/office/word/2015/wordml/symex" mc:Ignorable="w14 w15 w16se w16cid w16 w16cex w16sdtdh w16sdtfl w16du">
+<w:styles xmlns:mc="http://schemas.openxmlformats.org/markup-compatibility/2006" xmlns:r="http://schemas.openxmlformats.org/officeDocument/2006/relationships" xmlns:w="http://schemas.openxmlformats.org/wordprocessingml/2006/main" xmlns:w14="http://schemas.microsoft.com/office/word/2010/wordml" xmlns:w15="http://schemas.microsoft.com/office/word/2012/wordml" xmlns:w16cid="http://schemas.microsoft.com/office/word/2016/wordml/cid" xmlns:w16se="http://schemas.microsoft.com/office/word/2015/wordml/symex" mc:Ignorable="w14 w15 w16se w16cid">
   <w:docDefaults>
     <w:rPrDefault>
       <w:rPr>
@@ -12554,7 +12804,7 @@
     </w:rPrDefault>
     <w:pPrDefault/>
   </w:docDefaults>
-  <w:latentStyles w:defLockedState="0" w:defUIPriority="99" w:defSemiHidden="0" w:defUnhideWhenUsed="0" w:defQFormat="0" w:count="376">
+  <w:latentStyles w:defLockedState="0" w:defUIPriority="99" w:defSemiHidden="0" w:defUnhideWhenUsed="0" w:defQFormat="0" w:count="375">
     <w:lsdException w:name="Normal" w:uiPriority="0" w:qFormat="1"/>
     <w:lsdException w:name="heading 1" w:uiPriority="9" w:qFormat="1"/>
     <w:lsdException w:name="heading 2" w:semiHidden="1" w:uiPriority="9" w:unhideWhenUsed="1" w:qFormat="1"/>
@@ -12930,7 +13180,6 @@
     <w:lsdException w:name="Smart Hyperlink" w:semiHidden="1" w:unhideWhenUsed="1"/>
     <w:lsdException w:name="Hashtag" w:semiHidden="1" w:unhideWhenUsed="1"/>
     <w:lsdException w:name="Unresolved Mention" w:semiHidden="1" w:unhideWhenUsed="1"/>
-    <w:lsdException w:name="Smart Link" w:semiHidden="1" w:unhideWhenUsed="1"/>
   </w:latentStyles>
   <w:style w:type="paragraph" w:default="1" w:styleId="Normal">
     <w:name w:val="Normal"/>
@@ -12946,6 +13195,7 @@
   <w:style w:type="character" w:default="1" w:styleId="DefaultParagraphFont">
     <w:name w:val="Default Paragraph Font"/>
     <w:uiPriority w:val="1"/>
+    <w:semiHidden/>
     <w:unhideWhenUsed/>
   </w:style>
   <w:style w:type="table" w:default="1" w:styleId="TableNormal">
